--- a/reports/Broker_Chart_Questions_Answered_2026-08-27.docx
+++ b/reports/Broker_Chart_Questions_Answered_2026-08-27.docx
@@ -1353,12 +1353,39 @@
         <w:pStyle w:val="Heading1"/>
       </w:pPr>
       <w:r>
-        <w:t>7. What does the 50-point frequency/engagement view show?</w:t>
+        <w:t>7. Which 50 features or discussions do people like or dislike most?</w:t>
       </w:r>
     </w:p>
     <w:p>
       <w:r>
-        <w:t>The top-50 record set is dominated by three product themes: charting, indicators and option-chain analytics. When grouped for product use, the strongest signals are:</w:t>
+        <w:t xml:space="preserve">The table ranks concrete feature/discussion terms across the full collected corpus. </w:t>
+      </w:r>
+      <w:r>
+        <w:rPr>
+          <w:b/>
+        </w:rPr>
+        <w:t>Records</w:t>
+      </w:r>
+      <w:r>
+        <w:t xml:space="preserve"> means matching source records; </w:t>
+      </w:r>
+      <w:r>
+        <w:rPr>
+          <w:b/>
+        </w:rPr>
+        <w:t>engagement</w:t>
+      </w:r>
+      <w:r>
+        <w:t xml:space="preserve"> combines available score, comments, likes and views; </w:t>
+      </w:r>
+      <w:r>
+        <w:rPr>
+          <w:b/>
+        </w:rPr>
+        <w:t>positive/negative</w:t>
+      </w:r>
+      <w:r>
+        <w:t xml:space="preserve"> counts mean records containing positive or negative wording near the topic. These are directional signals, not unique-user counts. The ranking uses frequency first, then engagement.</w:t>
       </w:r>
     </w:p>
     <w:tbl>
@@ -1371,14 +1398,18 @@
         <w:tblInd w:w="120" w:type="dxa"/>
       </w:tblPr>
       <w:tblGrid>
-        <w:gridCol w:w="3120"/>
-        <w:gridCol w:w="3120"/>
-        <w:gridCol w:w="3120"/>
+        <w:gridCol w:w="1337"/>
+        <w:gridCol w:w="1337"/>
+        <w:gridCol w:w="1337"/>
+        <w:gridCol w:w="1337"/>
+        <w:gridCol w:w="1337"/>
+        <w:gridCol w:w="1337"/>
+        <w:gridCol w:w="1337"/>
       </w:tblGrid>
       <w:tr>
         <w:tc>
           <w:tcPr>
-            <w:tcW w:type="dxa" w:w="2200"/>
+            <w:tcW w:type="dxa" w:w="1337"/>
             <w:vAlign w:val="center"/>
             <w:shd w:fill="E8EEF5"/>
           </w:tcPr>
@@ -1387,13 +1418,13 @@
               <w:spacing w:after="40"/>
             </w:pPr>
             <w:r>
-              <w:t>Product theme</w:t>
-            </w:r>
-          </w:p>
-        </w:tc>
-        <w:tc>
-          <w:tcPr>
-            <w:tcW w:type="dxa" w:w="1800"/>
+              <w:t>Rank</w:t>
+            </w:r>
+          </w:p>
+        </w:tc>
+        <w:tc>
+          <w:tcPr>
+            <w:tcW w:type="dxa" w:w="1337"/>
             <w:vAlign w:val="center"/>
             <w:shd w:fill="E8EEF5"/>
           </w:tcPr>
@@ -1402,13 +1433,13 @@
               <w:spacing w:after="40"/>
             </w:pPr>
             <w:r>
-              <w:t>What the high-engagement records contain</w:t>
-            </w:r>
-          </w:p>
-        </w:tc>
-        <w:tc>
-          <w:tcPr>
-            <w:tcW w:type="dxa" w:w="5360"/>
+              <w:t>Feature or discussion</w:t>
+            </w:r>
+          </w:p>
+        </w:tc>
+        <w:tc>
+          <w:tcPr>
+            <w:tcW w:type="dxa" w:w="1337"/>
             <w:vAlign w:val="center"/>
             <w:shd w:fill="E8EEF5"/>
           </w:tcPr>
@@ -1417,7 +1448,67 @@
               <w:spacing w:after="40"/>
             </w:pPr>
             <w:r>
-              <w:t>Product action</w:t>
+              <w:t>Records</w:t>
+            </w:r>
+          </w:p>
+        </w:tc>
+        <w:tc>
+          <w:tcPr>
+            <w:tcW w:type="dxa" w:w="1337"/>
+            <w:vAlign w:val="center"/>
+            <w:shd w:fill="E8EEF5"/>
+          </w:tcPr>
+          <w:p>
+            <w:pPr>
+              <w:spacing w:after="40"/>
+            </w:pPr>
+            <w:r>
+              <w:t>Engagement</w:t>
+            </w:r>
+          </w:p>
+        </w:tc>
+        <w:tc>
+          <w:tcPr>
+            <w:tcW w:type="dxa" w:w="1337"/>
+            <w:vAlign w:val="center"/>
+            <w:shd w:fill="E8EEF5"/>
+          </w:tcPr>
+          <w:p>
+            <w:pPr>
+              <w:spacing w:after="40"/>
+            </w:pPr>
+            <w:r>
+              <w:t>Comments</w:t>
+            </w:r>
+          </w:p>
+        </w:tc>
+        <w:tc>
+          <w:tcPr>
+            <w:tcW w:type="dxa" w:w="1337"/>
+            <w:vAlign w:val="center"/>
+            <w:shd w:fill="E8EEF5"/>
+          </w:tcPr>
+          <w:p>
+            <w:pPr>
+              <w:spacing w:after="40"/>
+            </w:pPr>
+            <w:r>
+              <w:t>Positive</w:t>
+            </w:r>
+          </w:p>
+        </w:tc>
+        <w:tc>
+          <w:tcPr>
+            <w:tcW w:type="dxa" w:w="1337"/>
+            <w:vAlign w:val="center"/>
+            <w:shd w:fill="E8EEF5"/>
+          </w:tcPr>
+          <w:p>
+            <w:pPr>
+              <w:spacing w:after="40"/>
+            </w:pPr>
+            <w:r>
+              <w:t>Negative</w:t>
             </w:r>
           </w:p>
         </w:tc>
@@ -1425,43 +1516,99 @@
       <w:tr>
         <w:tc>
           <w:tcPr>
-            <w:tcW w:type="dxa" w:w="2200"/>
-            <w:vAlign w:val="center"/>
-          </w:tcPr>
-          <w:p>
-            <w:pPr>
-              <w:spacing w:after="40"/>
-            </w:pPr>
-            <w:r>
-              <w:t>Charts and charting</w:t>
-            </w:r>
-          </w:p>
-        </w:tc>
-        <w:tc>
-          <w:tcPr>
-            <w:tcW w:type="dxa" w:w="1800"/>
-            <w:vAlign w:val="center"/>
-          </w:tcPr>
-          <w:p>
-            <w:pPr>
-              <w:spacing w:after="40"/>
-            </w:pPr>
-            <w:r>
-              <w:t>Layouts, drawings, chart usability, price display and responsiveness</w:t>
-            </w:r>
-          </w:p>
-        </w:tc>
-        <w:tc>
-          <w:tcPr>
-            <w:tcW w:type="dxa" w:w="5360"/>
-            <w:vAlign w:val="center"/>
-          </w:tcPr>
-          <w:p>
-            <w:pPr>
-              <w:spacing w:after="40"/>
-            </w:pPr>
-            <w:r>
-              <w:t>Improve speed, consistency and workspace persistence.</w:t>
+            <w:tcW w:type="dxa" w:w="1337"/>
+            <w:vAlign w:val="center"/>
+          </w:tcPr>
+          <w:p>
+            <w:pPr>
+              <w:spacing w:after="40"/>
+            </w:pPr>
+            <w:r>
+              <w:t>1</w:t>
+            </w:r>
+          </w:p>
+        </w:tc>
+        <w:tc>
+          <w:tcPr>
+            <w:tcW w:type="dxa" w:w="1337"/>
+            <w:vAlign w:val="center"/>
+          </w:tcPr>
+          <w:p>
+            <w:pPr>
+              <w:spacing w:after="40"/>
+            </w:pPr>
+            <w:r>
+              <w:t>EMA</w:t>
+            </w:r>
+          </w:p>
+        </w:tc>
+        <w:tc>
+          <w:tcPr>
+            <w:tcW w:type="dxa" w:w="1337"/>
+            <w:vAlign w:val="center"/>
+          </w:tcPr>
+          <w:p>
+            <w:pPr>
+              <w:spacing w:after="40"/>
+            </w:pPr>
+            <w:r>
+              <w:t>6,791</w:t>
+            </w:r>
+          </w:p>
+        </w:tc>
+        <w:tc>
+          <w:tcPr>
+            <w:tcW w:type="dxa" w:w="1337"/>
+            <w:vAlign w:val="center"/>
+          </w:tcPr>
+          <w:p>
+            <w:pPr>
+              <w:spacing w:after="40"/>
+            </w:pPr>
+            <w:r>
+              <w:t>622,886</w:t>
+            </w:r>
+          </w:p>
+        </w:tc>
+        <w:tc>
+          <w:tcPr>
+            <w:tcW w:type="dxa" w:w="1337"/>
+            <w:vAlign w:val="center"/>
+          </w:tcPr>
+          <w:p>
+            <w:pPr>
+              <w:spacing w:after="40"/>
+            </w:pPr>
+            <w:r>
+              <w:t>38,881</w:t>
+            </w:r>
+          </w:p>
+        </w:tc>
+        <w:tc>
+          <w:tcPr>
+            <w:tcW w:type="dxa" w:w="1337"/>
+            <w:vAlign w:val="center"/>
+          </w:tcPr>
+          <w:p>
+            <w:pPr>
+              <w:spacing w:after="40"/>
+            </w:pPr>
+            <w:r>
+              <w:t>3,734</w:t>
+            </w:r>
+          </w:p>
+        </w:tc>
+        <w:tc>
+          <w:tcPr>
+            <w:tcW w:type="dxa" w:w="1337"/>
+            <w:vAlign w:val="center"/>
+          </w:tcPr>
+          <w:p>
+            <w:pPr>
+              <w:spacing w:after="40"/>
+            </w:pPr>
+            <w:r>
+              <w:t>1,896</w:t>
             </w:r>
           </w:p>
         </w:tc>
@@ -1469,43 +1616,99 @@
       <w:tr>
         <w:tc>
           <w:tcPr>
-            <w:tcW w:type="dxa" w:w="2200"/>
-            <w:vAlign w:val="center"/>
-          </w:tcPr>
-          <w:p>
-            <w:pPr>
-              <w:spacing w:after="40"/>
-            </w:pPr>
-            <w:r>
-              <w:t>Indicators</w:t>
-            </w:r>
-          </w:p>
-        </w:tc>
-        <w:tc>
-          <w:tcPr>
-            <w:tcW w:type="dxa" w:w="1800"/>
-            <w:vAlign w:val="center"/>
-          </w:tcPr>
-          <w:p>
-            <w:pPr>
-              <w:spacing w:after="40"/>
-            </w:pPr>
-            <w:r>
-              <w:t>EMA/SMA/RSI and indicator setup questions</w:t>
-            </w:r>
-          </w:p>
-        </w:tc>
-        <w:tc>
-          <w:tcPr>
-            <w:tcW w:type="dxa" w:w="5360"/>
-            <w:vAlign w:val="center"/>
-          </w:tcPr>
-          <w:p>
-            <w:pPr>
-              <w:spacing w:after="40"/>
-            </w:pPr>
-            <w:r>
-              <w:t>Make presets, explanations and one-tap application easy.</w:t>
+            <w:tcW w:type="dxa" w:w="1337"/>
+            <w:vAlign w:val="center"/>
+          </w:tcPr>
+          <w:p>
+            <w:pPr>
+              <w:spacing w:after="40"/>
+            </w:pPr>
+            <w:r>
+              <w:t>2</w:t>
+            </w:r>
+          </w:p>
+        </w:tc>
+        <w:tc>
+          <w:tcPr>
+            <w:tcW w:type="dxa" w:w="1337"/>
+            <w:vAlign w:val="center"/>
+          </w:tcPr>
+          <w:p>
+            <w:pPr>
+              <w:spacing w:after="40"/>
+            </w:pPr>
+            <w:r>
+              <w:t>Stop-loss</w:t>
+            </w:r>
+          </w:p>
+        </w:tc>
+        <w:tc>
+          <w:tcPr>
+            <w:tcW w:type="dxa" w:w="1337"/>
+            <w:vAlign w:val="center"/>
+          </w:tcPr>
+          <w:p>
+            <w:pPr>
+              <w:spacing w:after="40"/>
+            </w:pPr>
+            <w:r>
+              <w:t>2,625</w:t>
+            </w:r>
+          </w:p>
+        </w:tc>
+        <w:tc>
+          <w:tcPr>
+            <w:tcW w:type="dxa" w:w="1337"/>
+            <w:vAlign w:val="center"/>
+          </w:tcPr>
+          <w:p>
+            <w:pPr>
+              <w:spacing w:after="40"/>
+            </w:pPr>
+            <w:r>
+              <w:t>98,172</w:t>
+            </w:r>
+          </w:p>
+        </w:tc>
+        <w:tc>
+          <w:tcPr>
+            <w:tcW w:type="dxa" w:w="1337"/>
+            <w:vAlign w:val="center"/>
+          </w:tcPr>
+          <w:p>
+            <w:pPr>
+              <w:spacing w:after="40"/>
+            </w:pPr>
+            <w:r>
+              <w:t>5,167</w:t>
+            </w:r>
+          </w:p>
+        </w:tc>
+        <w:tc>
+          <w:tcPr>
+            <w:tcW w:type="dxa" w:w="1337"/>
+            <w:vAlign w:val="center"/>
+          </w:tcPr>
+          <w:p>
+            <w:pPr>
+              <w:spacing w:after="40"/>
+            </w:pPr>
+            <w:r>
+              <w:t>1,556</w:t>
+            </w:r>
+          </w:p>
+        </w:tc>
+        <w:tc>
+          <w:tcPr>
+            <w:tcW w:type="dxa" w:w="1337"/>
+            <w:vAlign w:val="center"/>
+          </w:tcPr>
+          <w:p>
+            <w:pPr>
+              <w:spacing w:after="40"/>
+            </w:pPr>
+            <w:r>
+              <w:t>692</w:t>
             </w:r>
           </w:p>
         </w:tc>
@@ -1513,43 +1716,99 @@
       <w:tr>
         <w:tc>
           <w:tcPr>
-            <w:tcW w:type="dxa" w:w="2200"/>
-            <w:vAlign w:val="center"/>
-          </w:tcPr>
-          <w:p>
-            <w:pPr>
-              <w:spacing w:after="40"/>
-            </w:pPr>
-            <w:r>
-              <w:t>Option-chain analytics</w:t>
-            </w:r>
-          </w:p>
-        </w:tc>
-        <w:tc>
-          <w:tcPr>
-            <w:tcW w:type="dxa" w:w="1800"/>
-            <w:vAlign w:val="center"/>
-          </w:tcPr>
-          <w:p>
-            <w:pPr>
-              <w:spacing w:after="40"/>
-            </w:pPr>
-            <w:r>
-              <w:t>OI, IV, Greeks, strikes, PCR, liquidity and payoff</w:t>
-            </w:r>
-          </w:p>
-        </w:tc>
-        <w:tc>
-          <w:tcPr>
-            <w:tcW w:type="dxa" w:w="5360"/>
-            <w:vAlign w:val="center"/>
-          </w:tcPr>
-          <w:p>
-            <w:pPr>
-              <w:spacing w:after="40"/>
-            </w:pPr>
-            <w:r>
-              <w:t>Put chain context beside the chart and make filters reusable.</w:t>
+            <w:tcW w:type="dxa" w:w="1337"/>
+            <w:vAlign w:val="center"/>
+          </w:tcPr>
+          <w:p>
+            <w:pPr>
+              <w:spacing w:after="40"/>
+            </w:pPr>
+            <w:r>
+              <w:t>3</w:t>
+            </w:r>
+          </w:p>
+        </w:tc>
+        <w:tc>
+          <w:tcPr>
+            <w:tcW w:type="dxa" w:w="1337"/>
+            <w:vAlign w:val="center"/>
+          </w:tcPr>
+          <w:p>
+            <w:pPr>
+              <w:spacing w:after="40"/>
+            </w:pPr>
+            <w:r>
+              <w:t>SMA</w:t>
+            </w:r>
+          </w:p>
+        </w:tc>
+        <w:tc>
+          <w:tcPr>
+            <w:tcW w:type="dxa" w:w="1337"/>
+            <w:vAlign w:val="center"/>
+          </w:tcPr>
+          <w:p>
+            <w:pPr>
+              <w:spacing w:after="40"/>
+            </w:pPr>
+            <w:r>
+              <w:t>2,326</w:t>
+            </w:r>
+          </w:p>
+        </w:tc>
+        <w:tc>
+          <w:tcPr>
+            <w:tcW w:type="dxa" w:w="1337"/>
+            <w:vAlign w:val="center"/>
+          </w:tcPr>
+          <w:p>
+            <w:pPr>
+              <w:spacing w:after="40"/>
+            </w:pPr>
+            <w:r>
+              <w:t>1,641,661</w:t>
+            </w:r>
+          </w:p>
+        </w:tc>
+        <w:tc>
+          <w:tcPr>
+            <w:tcW w:type="dxa" w:w="1337"/>
+            <w:vAlign w:val="center"/>
+          </w:tcPr>
+          <w:p>
+            <w:pPr>
+              <w:spacing w:after="40"/>
+            </w:pPr>
+            <w:r>
+              <w:t>34,263</w:t>
+            </w:r>
+          </w:p>
+        </w:tc>
+        <w:tc>
+          <w:tcPr>
+            <w:tcW w:type="dxa" w:w="1337"/>
+            <w:vAlign w:val="center"/>
+          </w:tcPr>
+          <w:p>
+            <w:pPr>
+              <w:spacing w:after="40"/>
+            </w:pPr>
+            <w:r>
+              <w:t>1,618</w:t>
+            </w:r>
+          </w:p>
+        </w:tc>
+        <w:tc>
+          <w:tcPr>
+            <w:tcW w:type="dxa" w:w="1337"/>
+            <w:vAlign w:val="center"/>
+          </w:tcPr>
+          <w:p>
+            <w:pPr>
+              <w:spacing w:after="40"/>
+            </w:pPr>
+            <w:r>
+              <w:t>1,024</w:t>
             </w:r>
           </w:p>
         </w:tc>
@@ -1557,43 +1816,99 @@
       <w:tr>
         <w:tc>
           <w:tcPr>
-            <w:tcW w:type="dxa" w:w="2200"/>
-            <w:vAlign w:val="center"/>
-          </w:tcPr>
-          <w:p>
-            <w:pPr>
-              <w:spacing w:after="40"/>
-            </w:pPr>
-            <w:r>
-              <w:t>Execution and order workflow</w:t>
-            </w:r>
-          </w:p>
-        </w:tc>
-        <w:tc>
-          <w:tcPr>
-            <w:tcW w:type="dxa" w:w="1800"/>
-            <w:vAlign w:val="center"/>
-          </w:tcPr>
-          <w:p>
-            <w:pPr>
-              <w:spacing w:after="40"/>
-            </w:pPr>
-            <w:r>
-              <w:t>Trade-from-chart, SL/target, order modification and slippage</w:t>
-            </w:r>
-          </w:p>
-        </w:tc>
-        <w:tc>
-          <w:tcPr>
-            <w:tcW w:type="dxa" w:w="5360"/>
-            <w:vAlign w:val="center"/>
-          </w:tcPr>
-          <w:p>
-            <w:pPr>
-              <w:spacing w:after="40"/>
-            </w:pPr>
-            <w:r>
-              <w:t>Remove screen switching and show order state clearly.</w:t>
+            <w:tcW w:type="dxa" w:w="1337"/>
+            <w:vAlign w:val="center"/>
+          </w:tcPr>
+          <w:p>
+            <w:pPr>
+              <w:spacing w:after="40"/>
+            </w:pPr>
+            <w:r>
+              <w:t>4</w:t>
+            </w:r>
+          </w:p>
+        </w:tc>
+        <w:tc>
+          <w:tcPr>
+            <w:tcW w:type="dxa" w:w="1337"/>
+            <w:vAlign w:val="center"/>
+          </w:tcPr>
+          <w:p>
+            <w:pPr>
+              <w:spacing w:after="40"/>
+            </w:pPr>
+            <w:r>
+              <w:t>RSI</w:t>
+            </w:r>
+          </w:p>
+        </w:tc>
+        <w:tc>
+          <w:tcPr>
+            <w:tcW w:type="dxa" w:w="1337"/>
+            <w:vAlign w:val="center"/>
+          </w:tcPr>
+          <w:p>
+            <w:pPr>
+              <w:spacing w:after="40"/>
+            </w:pPr>
+            <w:r>
+              <w:t>2,181</w:t>
+            </w:r>
+          </w:p>
+        </w:tc>
+        <w:tc>
+          <w:tcPr>
+            <w:tcW w:type="dxa" w:w="1337"/>
+            <w:vAlign w:val="center"/>
+          </w:tcPr>
+          <w:p>
+            <w:pPr>
+              <w:spacing w:after="40"/>
+            </w:pPr>
+            <w:r>
+              <w:t>294,350</w:t>
+            </w:r>
+          </w:p>
+        </w:tc>
+        <w:tc>
+          <w:tcPr>
+            <w:tcW w:type="dxa" w:w="1337"/>
+            <w:vAlign w:val="center"/>
+          </w:tcPr>
+          <w:p>
+            <w:pPr>
+              <w:spacing w:after="40"/>
+            </w:pPr>
+            <w:r>
+              <w:t>17,811</w:t>
+            </w:r>
+          </w:p>
+        </w:tc>
+        <w:tc>
+          <w:tcPr>
+            <w:tcW w:type="dxa" w:w="1337"/>
+            <w:vAlign w:val="center"/>
+          </w:tcPr>
+          <w:p>
+            <w:pPr>
+              <w:spacing w:after="40"/>
+            </w:pPr>
+            <w:r>
+              <w:t>1,117</w:t>
+            </w:r>
+          </w:p>
+        </w:tc>
+        <w:tc>
+          <w:tcPr>
+            <w:tcW w:type="dxa" w:w="1337"/>
+            <w:vAlign w:val="center"/>
+          </w:tcPr>
+          <w:p>
+            <w:pPr>
+              <w:spacing w:after="40"/>
+            </w:pPr>
+            <w:r>
+              <w:t>842</w:t>
             </w:r>
           </w:p>
         </w:tc>
@@ -1601,43 +1916,4599 @@
       <w:tr>
         <w:tc>
           <w:tcPr>
-            <w:tcW w:type="dxa" w:w="2200"/>
-            <w:vAlign w:val="center"/>
-          </w:tcPr>
-          <w:p>
-            <w:pPr>
-              <w:spacing w:after="40"/>
-            </w:pPr>
-            <w:r>
-              <w:t>Risk and payoff</w:t>
-            </w:r>
-          </w:p>
-        </w:tc>
-        <w:tc>
-          <w:tcPr>
-            <w:tcW w:type="dxa" w:w="1800"/>
-            <w:vAlign w:val="center"/>
-          </w:tcPr>
-          <w:p>
-            <w:pPr>
-              <w:spacing w:after="40"/>
-            </w:pPr>
-            <w:r>
-              <w:t>Stop-loss, target, breakeven, margin and defined-risk setups</w:t>
-            </w:r>
-          </w:p>
-        </w:tc>
-        <w:tc>
-          <w:tcPr>
-            <w:tcW w:type="dxa" w:w="5360"/>
-            <w:vAlign w:val="center"/>
-          </w:tcPr>
-          <w:p>
-            <w:pPr>
-              <w:spacing w:after="40"/>
-            </w:pPr>
-            <w:r>
-              <w:t>Show risk-reward and payoff before confirmation.</w:t>
+            <w:tcW w:type="dxa" w:w="1337"/>
+            <w:vAlign w:val="center"/>
+          </w:tcPr>
+          <w:p>
+            <w:pPr>
+              <w:spacing w:after="40"/>
+            </w:pPr>
+            <w:r>
+              <w:t>5</w:t>
+            </w:r>
+          </w:p>
+        </w:tc>
+        <w:tc>
+          <w:tcPr>
+            <w:tcW w:type="dxa" w:w="1337"/>
+            <w:vAlign w:val="center"/>
+          </w:tcPr>
+          <w:p>
+            <w:pPr>
+              <w:spacing w:after="40"/>
+            </w:pPr>
+            <w:r>
+              <w:t>Fibonacci</w:t>
+            </w:r>
+          </w:p>
+        </w:tc>
+        <w:tc>
+          <w:tcPr>
+            <w:tcW w:type="dxa" w:w="1337"/>
+            <w:vAlign w:val="center"/>
+          </w:tcPr>
+          <w:p>
+            <w:pPr>
+              <w:spacing w:after="40"/>
+            </w:pPr>
+            <w:r>
+              <w:t>720</w:t>
+            </w:r>
+          </w:p>
+        </w:tc>
+        <w:tc>
+          <w:tcPr>
+            <w:tcW w:type="dxa" w:w="1337"/>
+            <w:vAlign w:val="center"/>
+          </w:tcPr>
+          <w:p>
+            <w:pPr>
+              <w:spacing w:after="40"/>
+            </w:pPr>
+            <w:r>
+              <w:t>136,481</w:t>
+            </w:r>
+          </w:p>
+        </w:tc>
+        <w:tc>
+          <w:tcPr>
+            <w:tcW w:type="dxa" w:w="1337"/>
+            <w:vAlign w:val="center"/>
+          </w:tcPr>
+          <w:p>
+            <w:pPr>
+              <w:spacing w:after="40"/>
+            </w:pPr>
+            <w:r>
+              <w:t>7,855</w:t>
+            </w:r>
+          </w:p>
+        </w:tc>
+        <w:tc>
+          <w:tcPr>
+            <w:tcW w:type="dxa" w:w="1337"/>
+            <w:vAlign w:val="center"/>
+          </w:tcPr>
+          <w:p>
+            <w:pPr>
+              <w:spacing w:after="40"/>
+            </w:pPr>
+            <w:r>
+              <w:t>465</w:t>
+            </w:r>
+          </w:p>
+        </w:tc>
+        <w:tc>
+          <w:tcPr>
+            <w:tcW w:type="dxa" w:w="1337"/>
+            <w:vAlign w:val="center"/>
+          </w:tcPr>
+          <w:p>
+            <w:pPr>
+              <w:spacing w:after="40"/>
+            </w:pPr>
+            <w:r>
+              <w:t>164</w:t>
+            </w:r>
+          </w:p>
+        </w:tc>
+      </w:tr>
+      <w:tr>
+        <w:tc>
+          <w:tcPr>
+            <w:tcW w:type="dxa" w:w="1337"/>
+            <w:vAlign w:val="center"/>
+          </w:tcPr>
+          <w:p>
+            <w:pPr>
+              <w:spacing w:after="40"/>
+            </w:pPr>
+            <w:r>
+              <w:t>6</w:t>
+            </w:r>
+          </w:p>
+        </w:tc>
+        <w:tc>
+          <w:tcPr>
+            <w:tcW w:type="dxa" w:w="1337"/>
+            <w:vAlign w:val="center"/>
+          </w:tcPr>
+          <w:p>
+            <w:pPr>
+              <w:spacing w:after="40"/>
+            </w:pPr>
+            <w:r>
+              <w:t>Margin</w:t>
+            </w:r>
+          </w:p>
+        </w:tc>
+        <w:tc>
+          <w:tcPr>
+            <w:tcW w:type="dxa" w:w="1337"/>
+            <w:vAlign w:val="center"/>
+          </w:tcPr>
+          <w:p>
+            <w:pPr>
+              <w:spacing w:after="40"/>
+            </w:pPr>
+            <w:r>
+              <w:t>454</w:t>
+            </w:r>
+          </w:p>
+        </w:tc>
+        <w:tc>
+          <w:tcPr>
+            <w:tcW w:type="dxa" w:w="1337"/>
+            <w:vAlign w:val="center"/>
+          </w:tcPr>
+          <w:p>
+            <w:pPr>
+              <w:spacing w:after="40"/>
+            </w:pPr>
+            <w:r>
+              <w:t>97,539</w:t>
+            </w:r>
+          </w:p>
+        </w:tc>
+        <w:tc>
+          <w:tcPr>
+            <w:tcW w:type="dxa" w:w="1337"/>
+            <w:vAlign w:val="center"/>
+          </w:tcPr>
+          <w:p>
+            <w:pPr>
+              <w:spacing w:after="40"/>
+            </w:pPr>
+            <w:r>
+              <w:t>3,403</w:t>
+            </w:r>
+          </w:p>
+        </w:tc>
+        <w:tc>
+          <w:tcPr>
+            <w:tcW w:type="dxa" w:w="1337"/>
+            <w:vAlign w:val="center"/>
+          </w:tcPr>
+          <w:p>
+            <w:pPr>
+              <w:spacing w:after="40"/>
+            </w:pPr>
+            <w:r>
+              <w:t>273</w:t>
+            </w:r>
+          </w:p>
+        </w:tc>
+        <w:tc>
+          <w:tcPr>
+            <w:tcW w:type="dxa" w:w="1337"/>
+            <w:vAlign w:val="center"/>
+          </w:tcPr>
+          <w:p>
+            <w:pPr>
+              <w:spacing w:after="40"/>
+            </w:pPr>
+            <w:r>
+              <w:t>214</w:t>
+            </w:r>
+          </w:p>
+        </w:tc>
+      </w:tr>
+      <w:tr>
+        <w:tc>
+          <w:tcPr>
+            <w:tcW w:type="dxa" w:w="1337"/>
+            <w:vAlign w:val="center"/>
+          </w:tcPr>
+          <w:p>
+            <w:pPr>
+              <w:spacing w:after="40"/>
+            </w:pPr>
+            <w:r>
+              <w:t>7</w:t>
+            </w:r>
+          </w:p>
+        </w:tc>
+        <w:tc>
+          <w:tcPr>
+            <w:tcW w:type="dxa" w:w="1337"/>
+            <w:vAlign w:val="center"/>
+          </w:tcPr>
+          <w:p>
+            <w:pPr>
+              <w:spacing w:after="40"/>
+            </w:pPr>
+            <w:r>
+              <w:t>MACD</w:t>
+            </w:r>
+          </w:p>
+        </w:tc>
+        <w:tc>
+          <w:tcPr>
+            <w:tcW w:type="dxa" w:w="1337"/>
+            <w:vAlign w:val="center"/>
+          </w:tcPr>
+          <w:p>
+            <w:pPr>
+              <w:spacing w:after="40"/>
+            </w:pPr>
+            <w:r>
+              <w:t>439</w:t>
+            </w:r>
+          </w:p>
+        </w:tc>
+        <w:tc>
+          <w:tcPr>
+            <w:tcW w:type="dxa" w:w="1337"/>
+            <w:vAlign w:val="center"/>
+          </w:tcPr>
+          <w:p>
+            <w:pPr>
+              <w:spacing w:after="40"/>
+            </w:pPr>
+            <w:r>
+              <w:t>60,539</w:t>
+            </w:r>
+          </w:p>
+        </w:tc>
+        <w:tc>
+          <w:tcPr>
+            <w:tcW w:type="dxa" w:w="1337"/>
+            <w:vAlign w:val="center"/>
+          </w:tcPr>
+          <w:p>
+            <w:pPr>
+              <w:spacing w:after="40"/>
+            </w:pPr>
+            <w:r>
+              <w:t>4,730</w:t>
+            </w:r>
+          </w:p>
+        </w:tc>
+        <w:tc>
+          <w:tcPr>
+            <w:tcW w:type="dxa" w:w="1337"/>
+            <w:vAlign w:val="center"/>
+          </w:tcPr>
+          <w:p>
+            <w:pPr>
+              <w:spacing w:after="40"/>
+            </w:pPr>
+            <w:r>
+              <w:t>199</w:t>
+            </w:r>
+          </w:p>
+        </w:tc>
+        <w:tc>
+          <w:tcPr>
+            <w:tcW w:type="dxa" w:w="1337"/>
+            <w:vAlign w:val="center"/>
+          </w:tcPr>
+          <w:p>
+            <w:pPr>
+              <w:spacing w:after="40"/>
+            </w:pPr>
+            <w:r>
+              <w:t>156</w:t>
+            </w:r>
+          </w:p>
+        </w:tc>
+      </w:tr>
+      <w:tr>
+        <w:tc>
+          <w:tcPr>
+            <w:tcW w:type="dxa" w:w="1337"/>
+            <w:vAlign w:val="center"/>
+          </w:tcPr>
+          <w:p>
+            <w:pPr>
+              <w:spacing w:after="40"/>
+            </w:pPr>
+            <w:r>
+              <w:t>8</w:t>
+            </w:r>
+          </w:p>
+        </w:tc>
+        <w:tc>
+          <w:tcPr>
+            <w:tcW w:type="dxa" w:w="1337"/>
+            <w:vAlign w:val="center"/>
+          </w:tcPr>
+          <w:p>
+            <w:pPr>
+              <w:spacing w:after="40"/>
+            </w:pPr>
+            <w:r>
+              <w:t>Option chain</w:t>
+            </w:r>
+          </w:p>
+        </w:tc>
+        <w:tc>
+          <w:tcPr>
+            <w:tcW w:type="dxa" w:w="1337"/>
+            <w:vAlign w:val="center"/>
+          </w:tcPr>
+          <w:p>
+            <w:pPr>
+              <w:spacing w:after="40"/>
+            </w:pPr>
+            <w:r>
+              <w:t>379</w:t>
+            </w:r>
+          </w:p>
+        </w:tc>
+        <w:tc>
+          <w:tcPr>
+            <w:tcW w:type="dxa" w:w="1337"/>
+            <w:vAlign w:val="center"/>
+          </w:tcPr>
+          <w:p>
+            <w:pPr>
+              <w:spacing w:after="40"/>
+            </w:pPr>
+            <w:r>
+              <w:t>213,756</w:t>
+            </w:r>
+          </w:p>
+        </w:tc>
+        <w:tc>
+          <w:tcPr>
+            <w:tcW w:type="dxa" w:w="1337"/>
+            <w:vAlign w:val="center"/>
+          </w:tcPr>
+          <w:p>
+            <w:pPr>
+              <w:spacing w:after="40"/>
+            </w:pPr>
+            <w:r>
+              <w:t>12,531</w:t>
+            </w:r>
+          </w:p>
+        </w:tc>
+        <w:tc>
+          <w:tcPr>
+            <w:tcW w:type="dxa" w:w="1337"/>
+            <w:vAlign w:val="center"/>
+          </w:tcPr>
+          <w:p>
+            <w:pPr>
+              <w:spacing w:after="40"/>
+            </w:pPr>
+            <w:r>
+              <w:t>260</w:t>
+            </w:r>
+          </w:p>
+        </w:tc>
+        <w:tc>
+          <w:tcPr>
+            <w:tcW w:type="dxa" w:w="1337"/>
+            <w:vAlign w:val="center"/>
+          </w:tcPr>
+          <w:p>
+            <w:pPr>
+              <w:spacing w:after="40"/>
+            </w:pPr>
+            <w:r>
+              <w:t>142</w:t>
+            </w:r>
+          </w:p>
+        </w:tc>
+      </w:tr>
+      <w:tr>
+        <w:tc>
+          <w:tcPr>
+            <w:tcW w:type="dxa" w:w="1337"/>
+            <w:vAlign w:val="center"/>
+          </w:tcPr>
+          <w:p>
+            <w:pPr>
+              <w:spacing w:after="40"/>
+            </w:pPr>
+            <w:r>
+              <w:t>9</w:t>
+            </w:r>
+          </w:p>
+        </w:tc>
+        <w:tc>
+          <w:tcPr>
+            <w:tcW w:type="dxa" w:w="1337"/>
+            <w:vAlign w:val="center"/>
+          </w:tcPr>
+          <w:p>
+            <w:pPr>
+              <w:spacing w:after="40"/>
+            </w:pPr>
+            <w:r>
+              <w:t>PCR</w:t>
+            </w:r>
+          </w:p>
+        </w:tc>
+        <w:tc>
+          <w:tcPr>
+            <w:tcW w:type="dxa" w:w="1337"/>
+            <w:vAlign w:val="center"/>
+          </w:tcPr>
+          <w:p>
+            <w:pPr>
+              <w:spacing w:after="40"/>
+            </w:pPr>
+            <w:r>
+              <w:t>327</w:t>
+            </w:r>
+          </w:p>
+        </w:tc>
+        <w:tc>
+          <w:tcPr>
+            <w:tcW w:type="dxa" w:w="1337"/>
+            <w:vAlign w:val="center"/>
+          </w:tcPr>
+          <w:p>
+            <w:pPr>
+              <w:spacing w:after="40"/>
+            </w:pPr>
+            <w:r>
+              <w:t>31,593</w:t>
+            </w:r>
+          </w:p>
+        </w:tc>
+        <w:tc>
+          <w:tcPr>
+            <w:tcW w:type="dxa" w:w="1337"/>
+            <w:vAlign w:val="center"/>
+          </w:tcPr>
+          <w:p>
+            <w:pPr>
+              <w:spacing w:after="40"/>
+            </w:pPr>
+            <w:r>
+              <w:t>4,703</w:t>
+            </w:r>
+          </w:p>
+        </w:tc>
+        <w:tc>
+          <w:tcPr>
+            <w:tcW w:type="dxa" w:w="1337"/>
+            <w:vAlign w:val="center"/>
+          </w:tcPr>
+          <w:p>
+            <w:pPr>
+              <w:spacing w:after="40"/>
+            </w:pPr>
+            <w:r>
+              <w:t>139</w:t>
+            </w:r>
+          </w:p>
+        </w:tc>
+        <w:tc>
+          <w:tcPr>
+            <w:tcW w:type="dxa" w:w="1337"/>
+            <w:vAlign w:val="center"/>
+          </w:tcPr>
+          <w:p>
+            <w:pPr>
+              <w:spacing w:after="40"/>
+            </w:pPr>
+            <w:r>
+              <w:t>117</w:t>
+            </w:r>
+          </w:p>
+        </w:tc>
+      </w:tr>
+      <w:tr>
+        <w:tc>
+          <w:tcPr>
+            <w:tcW w:type="dxa" w:w="1337"/>
+            <w:vAlign w:val="center"/>
+          </w:tcPr>
+          <w:p>
+            <w:pPr>
+              <w:spacing w:after="40"/>
+            </w:pPr>
+            <w:r>
+              <w:t>10</w:t>
+            </w:r>
+          </w:p>
+        </w:tc>
+        <w:tc>
+          <w:tcPr>
+            <w:tcW w:type="dxa" w:w="1337"/>
+            <w:vAlign w:val="center"/>
+          </w:tcPr>
+          <w:p>
+            <w:pPr>
+              <w:spacing w:after="40"/>
+            </w:pPr>
+            <w:r>
+              <w:t>VWAP</w:t>
+            </w:r>
+          </w:p>
+        </w:tc>
+        <w:tc>
+          <w:tcPr>
+            <w:tcW w:type="dxa" w:w="1337"/>
+            <w:vAlign w:val="center"/>
+          </w:tcPr>
+          <w:p>
+            <w:pPr>
+              <w:spacing w:after="40"/>
+            </w:pPr>
+            <w:r>
+              <w:t>289</w:t>
+            </w:r>
+          </w:p>
+        </w:tc>
+        <w:tc>
+          <w:tcPr>
+            <w:tcW w:type="dxa" w:w="1337"/>
+            <w:vAlign w:val="center"/>
+          </w:tcPr>
+          <w:p>
+            <w:pPr>
+              <w:spacing w:after="40"/>
+            </w:pPr>
+            <w:r>
+              <w:t>83,627</w:t>
+            </w:r>
+          </w:p>
+        </w:tc>
+        <w:tc>
+          <w:tcPr>
+            <w:tcW w:type="dxa" w:w="1337"/>
+            <w:vAlign w:val="center"/>
+          </w:tcPr>
+          <w:p>
+            <w:pPr>
+              <w:spacing w:after="40"/>
+            </w:pPr>
+            <w:r>
+              <w:t>6,788</w:t>
+            </w:r>
+          </w:p>
+        </w:tc>
+        <w:tc>
+          <w:tcPr>
+            <w:tcW w:type="dxa" w:w="1337"/>
+            <w:vAlign w:val="center"/>
+          </w:tcPr>
+          <w:p>
+            <w:pPr>
+              <w:spacing w:after="40"/>
+            </w:pPr>
+            <w:r>
+              <w:t>153</w:t>
+            </w:r>
+          </w:p>
+        </w:tc>
+        <w:tc>
+          <w:tcPr>
+            <w:tcW w:type="dxa" w:w="1337"/>
+            <w:vAlign w:val="center"/>
+          </w:tcPr>
+          <w:p>
+            <w:pPr>
+              <w:spacing w:after="40"/>
+            </w:pPr>
+            <w:r>
+              <w:t>154</w:t>
+            </w:r>
+          </w:p>
+        </w:tc>
+      </w:tr>
+      <w:tr>
+        <w:tc>
+          <w:tcPr>
+            <w:tcW w:type="dxa" w:w="1337"/>
+            <w:vAlign w:val="center"/>
+          </w:tcPr>
+          <w:p>
+            <w:pPr>
+              <w:spacing w:after="40"/>
+            </w:pPr>
+            <w:r>
+              <w:t>11</w:t>
+            </w:r>
+          </w:p>
+        </w:tc>
+        <w:tc>
+          <w:tcPr>
+            <w:tcW w:type="dxa" w:w="1337"/>
+            <w:vAlign w:val="center"/>
+          </w:tcPr>
+          <w:p>
+            <w:pPr>
+              <w:spacing w:after="40"/>
+            </w:pPr>
+            <w:r>
+              <w:t>Scalping</w:t>
+            </w:r>
+          </w:p>
+        </w:tc>
+        <w:tc>
+          <w:tcPr>
+            <w:tcW w:type="dxa" w:w="1337"/>
+            <w:vAlign w:val="center"/>
+          </w:tcPr>
+          <w:p>
+            <w:pPr>
+              <w:spacing w:after="40"/>
+            </w:pPr>
+            <w:r>
+              <w:t>288</w:t>
+            </w:r>
+          </w:p>
+        </w:tc>
+        <w:tc>
+          <w:tcPr>
+            <w:tcW w:type="dxa" w:w="1337"/>
+            <w:vAlign w:val="center"/>
+          </w:tcPr>
+          <w:p>
+            <w:pPr>
+              <w:spacing w:after="40"/>
+            </w:pPr>
+            <w:r>
+              <w:t>103,506</w:t>
+            </w:r>
+          </w:p>
+        </w:tc>
+        <w:tc>
+          <w:tcPr>
+            <w:tcW w:type="dxa" w:w="1337"/>
+            <w:vAlign w:val="center"/>
+          </w:tcPr>
+          <w:p>
+            <w:pPr>
+              <w:spacing w:after="40"/>
+            </w:pPr>
+            <w:r>
+              <w:t>5,187</w:t>
+            </w:r>
+          </w:p>
+        </w:tc>
+        <w:tc>
+          <w:tcPr>
+            <w:tcW w:type="dxa" w:w="1337"/>
+            <w:vAlign w:val="center"/>
+          </w:tcPr>
+          <w:p>
+            <w:pPr>
+              <w:spacing w:after="40"/>
+            </w:pPr>
+            <w:r>
+              <w:t>219</w:t>
+            </w:r>
+          </w:p>
+        </w:tc>
+        <w:tc>
+          <w:tcPr>
+            <w:tcW w:type="dxa" w:w="1337"/>
+            <w:vAlign w:val="center"/>
+          </w:tcPr>
+          <w:p>
+            <w:pPr>
+              <w:spacing w:after="40"/>
+            </w:pPr>
+            <w:r>
+              <w:t>99</w:t>
+            </w:r>
+          </w:p>
+        </w:tc>
+      </w:tr>
+      <w:tr>
+        <w:tc>
+          <w:tcPr>
+            <w:tcW w:type="dxa" w:w="1337"/>
+            <w:vAlign w:val="center"/>
+          </w:tcPr>
+          <w:p>
+            <w:pPr>
+              <w:spacing w:after="40"/>
+            </w:pPr>
+            <w:r>
+              <w:t>12</w:t>
+            </w:r>
+          </w:p>
+        </w:tc>
+        <w:tc>
+          <w:tcPr>
+            <w:tcW w:type="dxa" w:w="1337"/>
+            <w:vAlign w:val="center"/>
+          </w:tcPr>
+          <w:p>
+            <w:pPr>
+              <w:spacing w:after="40"/>
+            </w:pPr>
+            <w:r>
+              <w:t>Open interest</w:t>
+            </w:r>
+          </w:p>
+        </w:tc>
+        <w:tc>
+          <w:tcPr>
+            <w:tcW w:type="dxa" w:w="1337"/>
+            <w:vAlign w:val="center"/>
+          </w:tcPr>
+          <w:p>
+            <w:pPr>
+              <w:spacing w:after="40"/>
+            </w:pPr>
+            <w:r>
+              <w:t>238</w:t>
+            </w:r>
+          </w:p>
+        </w:tc>
+        <w:tc>
+          <w:tcPr>
+            <w:tcW w:type="dxa" w:w="1337"/>
+            <w:vAlign w:val="center"/>
+          </w:tcPr>
+          <w:p>
+            <w:pPr>
+              <w:spacing w:after="40"/>
+            </w:pPr>
+            <w:r>
+              <w:t>55,505</w:t>
+            </w:r>
+          </w:p>
+        </w:tc>
+        <w:tc>
+          <w:tcPr>
+            <w:tcW w:type="dxa" w:w="1337"/>
+            <w:vAlign w:val="center"/>
+          </w:tcPr>
+          <w:p>
+            <w:pPr>
+              <w:spacing w:after="40"/>
+            </w:pPr>
+            <w:r>
+              <w:t>7,163</w:t>
+            </w:r>
+          </w:p>
+        </w:tc>
+        <w:tc>
+          <w:tcPr>
+            <w:tcW w:type="dxa" w:w="1337"/>
+            <w:vAlign w:val="center"/>
+          </w:tcPr>
+          <w:p>
+            <w:pPr>
+              <w:spacing w:after="40"/>
+            </w:pPr>
+            <w:r>
+              <w:t>92</w:t>
+            </w:r>
+          </w:p>
+        </w:tc>
+        <w:tc>
+          <w:tcPr>
+            <w:tcW w:type="dxa" w:w="1337"/>
+            <w:vAlign w:val="center"/>
+          </w:tcPr>
+          <w:p>
+            <w:pPr>
+              <w:spacing w:after="40"/>
+            </w:pPr>
+            <w:r>
+              <w:t>54</w:t>
+            </w:r>
+          </w:p>
+        </w:tc>
+      </w:tr>
+      <w:tr>
+        <w:tc>
+          <w:tcPr>
+            <w:tcW w:type="dxa" w:w="1337"/>
+            <w:vAlign w:val="center"/>
+          </w:tcPr>
+          <w:p>
+            <w:pPr>
+              <w:spacing w:after="40"/>
+            </w:pPr>
+            <w:r>
+              <w:t>13</w:t>
+            </w:r>
+          </w:p>
+        </w:tc>
+        <w:tc>
+          <w:tcPr>
+            <w:tcW w:type="dxa" w:w="1337"/>
+            <w:vAlign w:val="center"/>
+          </w:tcPr>
+          <w:p>
+            <w:pPr>
+              <w:spacing w:after="40"/>
+            </w:pPr>
+            <w:r>
+              <w:t>ATR</w:t>
+            </w:r>
+          </w:p>
+        </w:tc>
+        <w:tc>
+          <w:tcPr>
+            <w:tcW w:type="dxa" w:w="1337"/>
+            <w:vAlign w:val="center"/>
+          </w:tcPr>
+          <w:p>
+            <w:pPr>
+              <w:spacing w:after="40"/>
+            </w:pPr>
+            <w:r>
+              <w:t>226</w:t>
+            </w:r>
+          </w:p>
+        </w:tc>
+        <w:tc>
+          <w:tcPr>
+            <w:tcW w:type="dxa" w:w="1337"/>
+            <w:vAlign w:val="center"/>
+          </w:tcPr>
+          <w:p>
+            <w:pPr>
+              <w:spacing w:after="40"/>
+            </w:pPr>
+            <w:r>
+              <w:t>69,796</w:t>
+            </w:r>
+          </w:p>
+        </w:tc>
+        <w:tc>
+          <w:tcPr>
+            <w:tcW w:type="dxa" w:w="1337"/>
+            <w:vAlign w:val="center"/>
+          </w:tcPr>
+          <w:p>
+            <w:pPr>
+              <w:spacing w:after="40"/>
+            </w:pPr>
+            <w:r>
+              <w:t>5,014</w:t>
+            </w:r>
+          </w:p>
+        </w:tc>
+        <w:tc>
+          <w:tcPr>
+            <w:tcW w:type="dxa" w:w="1337"/>
+            <w:vAlign w:val="center"/>
+          </w:tcPr>
+          <w:p>
+            <w:pPr>
+              <w:spacing w:after="40"/>
+            </w:pPr>
+            <w:r>
+              <w:t>138</w:t>
+            </w:r>
+          </w:p>
+        </w:tc>
+        <w:tc>
+          <w:tcPr>
+            <w:tcW w:type="dxa" w:w="1337"/>
+            <w:vAlign w:val="center"/>
+          </w:tcPr>
+          <w:p>
+            <w:pPr>
+              <w:spacing w:after="40"/>
+            </w:pPr>
+            <w:r>
+              <w:t>93</w:t>
+            </w:r>
+          </w:p>
+        </w:tc>
+      </w:tr>
+      <w:tr>
+        <w:tc>
+          <w:tcPr>
+            <w:tcW w:type="dxa" w:w="1337"/>
+            <w:vAlign w:val="center"/>
+          </w:tcPr>
+          <w:p>
+            <w:pPr>
+              <w:spacing w:after="40"/>
+            </w:pPr>
+            <w:r>
+              <w:t>14</w:t>
+            </w:r>
+          </w:p>
+        </w:tc>
+        <w:tc>
+          <w:tcPr>
+            <w:tcW w:type="dxa" w:w="1337"/>
+            <w:vAlign w:val="center"/>
+          </w:tcPr>
+          <w:p>
+            <w:pPr>
+              <w:spacing w:after="40"/>
+            </w:pPr>
+            <w:r>
+              <w:t>Alerts</w:t>
+            </w:r>
+          </w:p>
+        </w:tc>
+        <w:tc>
+          <w:tcPr>
+            <w:tcW w:type="dxa" w:w="1337"/>
+            <w:vAlign w:val="center"/>
+          </w:tcPr>
+          <w:p>
+            <w:pPr>
+              <w:spacing w:after="40"/>
+            </w:pPr>
+            <w:r>
+              <w:t>182</w:t>
+            </w:r>
+          </w:p>
+        </w:tc>
+        <w:tc>
+          <w:tcPr>
+            <w:tcW w:type="dxa" w:w="1337"/>
+            <w:vAlign w:val="center"/>
+          </w:tcPr>
+          <w:p>
+            <w:pPr>
+              <w:spacing w:after="40"/>
+            </w:pPr>
+            <w:r>
+              <w:t>327,416</w:t>
+            </w:r>
+          </w:p>
+        </w:tc>
+        <w:tc>
+          <w:tcPr>
+            <w:tcW w:type="dxa" w:w="1337"/>
+            <w:vAlign w:val="center"/>
+          </w:tcPr>
+          <w:p>
+            <w:pPr>
+              <w:spacing w:after="40"/>
+            </w:pPr>
+            <w:r>
+              <w:t>12,357</w:t>
+            </w:r>
+          </w:p>
+        </w:tc>
+        <w:tc>
+          <w:tcPr>
+            <w:tcW w:type="dxa" w:w="1337"/>
+            <w:vAlign w:val="center"/>
+          </w:tcPr>
+          <w:p>
+            <w:pPr>
+              <w:spacing w:after="40"/>
+            </w:pPr>
+            <w:r>
+              <w:t>123</w:t>
+            </w:r>
+          </w:p>
+        </w:tc>
+        <w:tc>
+          <w:tcPr>
+            <w:tcW w:type="dxa" w:w="1337"/>
+            <w:vAlign w:val="center"/>
+          </w:tcPr>
+          <w:p>
+            <w:pPr>
+              <w:spacing w:after="40"/>
+            </w:pPr>
+            <w:r>
+              <w:t>94</w:t>
+            </w:r>
+          </w:p>
+        </w:tc>
+      </w:tr>
+      <w:tr>
+        <w:tc>
+          <w:tcPr>
+            <w:tcW w:type="dxa" w:w="1337"/>
+            <w:vAlign w:val="center"/>
+          </w:tcPr>
+          <w:p>
+            <w:pPr>
+              <w:spacing w:after="40"/>
+            </w:pPr>
+            <w:r>
+              <w:t>15</w:t>
+            </w:r>
+          </w:p>
+        </w:tc>
+        <w:tc>
+          <w:tcPr>
+            <w:tcW w:type="dxa" w:w="1337"/>
+            <w:vAlign w:val="center"/>
+          </w:tcPr>
+          <w:p>
+            <w:pPr>
+              <w:spacing w:after="40"/>
+            </w:pPr>
+            <w:r>
+              <w:t>Backtesting</w:t>
+            </w:r>
+          </w:p>
+        </w:tc>
+        <w:tc>
+          <w:tcPr>
+            <w:tcW w:type="dxa" w:w="1337"/>
+            <w:vAlign w:val="center"/>
+          </w:tcPr>
+          <w:p>
+            <w:pPr>
+              <w:spacing w:after="40"/>
+            </w:pPr>
+            <w:r>
+              <w:t>176</w:t>
+            </w:r>
+          </w:p>
+        </w:tc>
+        <w:tc>
+          <w:tcPr>
+            <w:tcW w:type="dxa" w:w="1337"/>
+            <w:vAlign w:val="center"/>
+          </w:tcPr>
+          <w:p>
+            <w:pPr>
+              <w:spacing w:after="40"/>
+            </w:pPr>
+            <w:r>
+              <w:t>38,471</w:t>
+            </w:r>
+          </w:p>
+        </w:tc>
+        <w:tc>
+          <w:tcPr>
+            <w:tcW w:type="dxa" w:w="1337"/>
+            <w:vAlign w:val="center"/>
+          </w:tcPr>
+          <w:p>
+            <w:pPr>
+              <w:spacing w:after="40"/>
+            </w:pPr>
+            <w:r>
+              <w:t>3,086</w:t>
+            </w:r>
+          </w:p>
+        </w:tc>
+        <w:tc>
+          <w:tcPr>
+            <w:tcW w:type="dxa" w:w="1337"/>
+            <w:vAlign w:val="center"/>
+          </w:tcPr>
+          <w:p>
+            <w:pPr>
+              <w:spacing w:after="40"/>
+            </w:pPr>
+            <w:r>
+              <w:t>93</w:t>
+            </w:r>
+          </w:p>
+        </w:tc>
+        <w:tc>
+          <w:tcPr>
+            <w:tcW w:type="dxa" w:w="1337"/>
+            <w:vAlign w:val="center"/>
+          </w:tcPr>
+          <w:p>
+            <w:pPr>
+              <w:spacing w:after="40"/>
+            </w:pPr>
+            <w:r>
+              <w:t>61</w:t>
+            </w:r>
+          </w:p>
+        </w:tc>
+      </w:tr>
+      <w:tr>
+        <w:tc>
+          <w:tcPr>
+            <w:tcW w:type="dxa" w:w="1337"/>
+            <w:vAlign w:val="center"/>
+          </w:tcPr>
+          <w:p>
+            <w:pPr>
+              <w:spacing w:after="40"/>
+            </w:pPr>
+            <w:r>
+              <w:t>16</w:t>
+            </w:r>
+          </w:p>
+        </w:tc>
+        <w:tc>
+          <w:tcPr>
+            <w:tcW w:type="dxa" w:w="1337"/>
+            <w:vAlign w:val="center"/>
+          </w:tcPr>
+          <w:p>
+            <w:pPr>
+              <w:spacing w:after="40"/>
+            </w:pPr>
+            <w:r>
+              <w:t>Automation</w:t>
+            </w:r>
+          </w:p>
+        </w:tc>
+        <w:tc>
+          <w:tcPr>
+            <w:tcW w:type="dxa" w:w="1337"/>
+            <w:vAlign w:val="center"/>
+          </w:tcPr>
+          <w:p>
+            <w:pPr>
+              <w:spacing w:after="40"/>
+            </w:pPr>
+            <w:r>
+              <w:t>164</w:t>
+            </w:r>
+          </w:p>
+        </w:tc>
+        <w:tc>
+          <w:tcPr>
+            <w:tcW w:type="dxa" w:w="1337"/>
+            <w:vAlign w:val="center"/>
+          </w:tcPr>
+          <w:p>
+            <w:pPr>
+              <w:spacing w:after="40"/>
+            </w:pPr>
+            <w:r>
+              <w:t>99,759</w:t>
+            </w:r>
+          </w:p>
+        </w:tc>
+        <w:tc>
+          <w:tcPr>
+            <w:tcW w:type="dxa" w:w="1337"/>
+            <w:vAlign w:val="center"/>
+          </w:tcPr>
+          <w:p>
+            <w:pPr>
+              <w:spacing w:after="40"/>
+            </w:pPr>
+            <w:r>
+              <w:t>6,217</w:t>
+            </w:r>
+          </w:p>
+        </w:tc>
+        <w:tc>
+          <w:tcPr>
+            <w:tcW w:type="dxa" w:w="1337"/>
+            <w:vAlign w:val="center"/>
+          </w:tcPr>
+          <w:p>
+            <w:pPr>
+              <w:spacing w:after="40"/>
+            </w:pPr>
+            <w:r>
+              <w:t>117</w:t>
+            </w:r>
+          </w:p>
+        </w:tc>
+        <w:tc>
+          <w:tcPr>
+            <w:tcW w:type="dxa" w:w="1337"/>
+            <w:vAlign w:val="center"/>
+          </w:tcPr>
+          <w:p>
+            <w:pPr>
+              <w:spacing w:after="40"/>
+            </w:pPr>
+            <w:r>
+              <w:t>60</w:t>
+            </w:r>
+          </w:p>
+        </w:tc>
+      </w:tr>
+      <w:tr>
+        <w:tc>
+          <w:tcPr>
+            <w:tcW w:type="dxa" w:w="1337"/>
+            <w:vAlign w:val="center"/>
+          </w:tcPr>
+          <w:p>
+            <w:pPr>
+              <w:spacing w:after="40"/>
+            </w:pPr>
+            <w:r>
+              <w:t>17</w:t>
+            </w:r>
+          </w:p>
+        </w:tc>
+        <w:tc>
+          <w:tcPr>
+            <w:tcW w:type="dxa" w:w="1337"/>
+            <w:vAlign w:val="center"/>
+          </w:tcPr>
+          <w:p>
+            <w:pPr>
+              <w:spacing w:after="40"/>
+            </w:pPr>
+            <w:r>
+              <w:t>Bollinger Bands</w:t>
+            </w:r>
+          </w:p>
+        </w:tc>
+        <w:tc>
+          <w:tcPr>
+            <w:tcW w:type="dxa" w:w="1337"/>
+            <w:vAlign w:val="center"/>
+          </w:tcPr>
+          <w:p>
+            <w:pPr>
+              <w:spacing w:after="40"/>
+            </w:pPr>
+            <w:r>
+              <w:t>145</w:t>
+            </w:r>
+          </w:p>
+        </w:tc>
+        <w:tc>
+          <w:tcPr>
+            <w:tcW w:type="dxa" w:w="1337"/>
+            <w:vAlign w:val="center"/>
+          </w:tcPr>
+          <w:p>
+            <w:pPr>
+              <w:spacing w:after="40"/>
+            </w:pPr>
+            <w:r>
+              <w:t>9,252</w:t>
+            </w:r>
+          </w:p>
+        </w:tc>
+        <w:tc>
+          <w:tcPr>
+            <w:tcW w:type="dxa" w:w="1337"/>
+            <w:vAlign w:val="center"/>
+          </w:tcPr>
+          <w:p>
+            <w:pPr>
+              <w:spacing w:after="40"/>
+            </w:pPr>
+            <w:r>
+              <w:t>1,465</w:t>
+            </w:r>
+          </w:p>
+        </w:tc>
+        <w:tc>
+          <w:tcPr>
+            <w:tcW w:type="dxa" w:w="1337"/>
+            <w:vAlign w:val="center"/>
+          </w:tcPr>
+          <w:p>
+            <w:pPr>
+              <w:spacing w:after="40"/>
+            </w:pPr>
+            <w:r>
+              <w:t>78</w:t>
+            </w:r>
+          </w:p>
+        </w:tc>
+        <w:tc>
+          <w:tcPr>
+            <w:tcW w:type="dxa" w:w="1337"/>
+            <w:vAlign w:val="center"/>
+          </w:tcPr>
+          <w:p>
+            <w:pPr>
+              <w:spacing w:after="40"/>
+            </w:pPr>
+            <w:r>
+              <w:t>59</w:t>
+            </w:r>
+          </w:p>
+        </w:tc>
+      </w:tr>
+      <w:tr>
+        <w:tc>
+          <w:tcPr>
+            <w:tcW w:type="dxa" w:w="1337"/>
+            <w:vAlign w:val="center"/>
+          </w:tcPr>
+          <w:p>
+            <w:pPr>
+              <w:spacing w:after="40"/>
+            </w:pPr>
+            <w:r>
+              <w:t>18</w:t>
+            </w:r>
+          </w:p>
+        </w:tc>
+        <w:tc>
+          <w:tcPr>
+            <w:tcW w:type="dxa" w:w="1337"/>
+            <w:vAlign w:val="center"/>
+          </w:tcPr>
+          <w:p>
+            <w:pPr>
+              <w:spacing w:after="40"/>
+            </w:pPr>
+            <w:r>
+              <w:t>Greeks</w:t>
+            </w:r>
+          </w:p>
+        </w:tc>
+        <w:tc>
+          <w:tcPr>
+            <w:tcW w:type="dxa" w:w="1337"/>
+            <w:vAlign w:val="center"/>
+          </w:tcPr>
+          <w:p>
+            <w:pPr>
+              <w:spacing w:after="40"/>
+            </w:pPr>
+            <w:r>
+              <w:t>134</w:t>
+            </w:r>
+          </w:p>
+        </w:tc>
+        <w:tc>
+          <w:tcPr>
+            <w:tcW w:type="dxa" w:w="1337"/>
+            <w:vAlign w:val="center"/>
+          </w:tcPr>
+          <w:p>
+            <w:pPr>
+              <w:spacing w:after="40"/>
+            </w:pPr>
+            <w:r>
+              <w:t>22,907</w:t>
+            </w:r>
+          </w:p>
+        </w:tc>
+        <w:tc>
+          <w:tcPr>
+            <w:tcW w:type="dxa" w:w="1337"/>
+            <w:vAlign w:val="center"/>
+          </w:tcPr>
+          <w:p>
+            <w:pPr>
+              <w:spacing w:after="40"/>
+            </w:pPr>
+            <w:r>
+              <w:t>2,084</w:t>
+            </w:r>
+          </w:p>
+        </w:tc>
+        <w:tc>
+          <w:tcPr>
+            <w:tcW w:type="dxa" w:w="1337"/>
+            <w:vAlign w:val="center"/>
+          </w:tcPr>
+          <w:p>
+            <w:pPr>
+              <w:spacing w:after="40"/>
+            </w:pPr>
+            <w:r>
+              <w:t>60</w:t>
+            </w:r>
+          </w:p>
+        </w:tc>
+        <w:tc>
+          <w:tcPr>
+            <w:tcW w:type="dxa" w:w="1337"/>
+            <w:vAlign w:val="center"/>
+          </w:tcPr>
+          <w:p>
+            <w:pPr>
+              <w:spacing w:after="40"/>
+            </w:pPr>
+            <w:r>
+              <w:t>51</w:t>
+            </w:r>
+          </w:p>
+        </w:tc>
+      </w:tr>
+      <w:tr>
+        <w:tc>
+          <w:tcPr>
+            <w:tcW w:type="dxa" w:w="1337"/>
+            <w:vAlign w:val="center"/>
+          </w:tcPr>
+          <w:p>
+            <w:pPr>
+              <w:spacing w:after="40"/>
+            </w:pPr>
+            <w:r>
+              <w:t>19</w:t>
+            </w:r>
+          </w:p>
+        </w:tc>
+        <w:tc>
+          <w:tcPr>
+            <w:tcW w:type="dxa" w:w="1337"/>
+            <w:vAlign w:val="center"/>
+          </w:tcPr>
+          <w:p>
+            <w:pPr>
+              <w:spacing w:after="40"/>
+            </w:pPr>
+            <w:r>
+              <w:t>Slippage</w:t>
+            </w:r>
+          </w:p>
+        </w:tc>
+        <w:tc>
+          <w:tcPr>
+            <w:tcW w:type="dxa" w:w="1337"/>
+            <w:vAlign w:val="center"/>
+          </w:tcPr>
+          <w:p>
+            <w:pPr>
+              <w:spacing w:after="40"/>
+            </w:pPr>
+            <w:r>
+              <w:t>114</w:t>
+            </w:r>
+          </w:p>
+        </w:tc>
+        <w:tc>
+          <w:tcPr>
+            <w:tcW w:type="dxa" w:w="1337"/>
+            <w:vAlign w:val="center"/>
+          </w:tcPr>
+          <w:p>
+            <w:pPr>
+              <w:spacing w:after="40"/>
+            </w:pPr>
+            <w:r>
+              <w:t>14,162</w:t>
+            </w:r>
+          </w:p>
+        </w:tc>
+        <w:tc>
+          <w:tcPr>
+            <w:tcW w:type="dxa" w:w="1337"/>
+            <w:vAlign w:val="center"/>
+          </w:tcPr>
+          <w:p>
+            <w:pPr>
+              <w:spacing w:after="40"/>
+            </w:pPr>
+            <w:r>
+              <w:t>356</w:t>
+            </w:r>
+          </w:p>
+        </w:tc>
+        <w:tc>
+          <w:tcPr>
+            <w:tcW w:type="dxa" w:w="1337"/>
+            <w:vAlign w:val="center"/>
+          </w:tcPr>
+          <w:p>
+            <w:pPr>
+              <w:spacing w:after="40"/>
+            </w:pPr>
+            <w:r>
+              <w:t>82</w:t>
+            </w:r>
+          </w:p>
+        </w:tc>
+        <w:tc>
+          <w:tcPr>
+            <w:tcW w:type="dxa" w:w="1337"/>
+            <w:vAlign w:val="center"/>
+          </w:tcPr>
+          <w:p>
+            <w:pPr>
+              <w:spacing w:after="40"/>
+            </w:pPr>
+            <w:r>
+              <w:t>43</w:t>
+            </w:r>
+          </w:p>
+        </w:tc>
+      </w:tr>
+      <w:tr>
+        <w:tc>
+          <w:tcPr>
+            <w:tcW w:type="dxa" w:w="1337"/>
+            <w:vAlign w:val="center"/>
+          </w:tcPr>
+          <w:p>
+            <w:pPr>
+              <w:spacing w:after="40"/>
+            </w:pPr>
+            <w:r>
+              <w:t>20</w:t>
+            </w:r>
+          </w:p>
+        </w:tc>
+        <w:tc>
+          <w:tcPr>
+            <w:tcW w:type="dxa" w:w="1337"/>
+            <w:vAlign w:val="center"/>
+          </w:tcPr>
+          <w:p>
+            <w:pPr>
+              <w:spacing w:after="40"/>
+            </w:pPr>
+            <w:r>
+              <w:t>Trailing stop</w:t>
+            </w:r>
+          </w:p>
+        </w:tc>
+        <w:tc>
+          <w:tcPr>
+            <w:tcW w:type="dxa" w:w="1337"/>
+            <w:vAlign w:val="center"/>
+          </w:tcPr>
+          <w:p>
+            <w:pPr>
+              <w:spacing w:after="40"/>
+            </w:pPr>
+            <w:r>
+              <w:t>113</w:t>
+            </w:r>
+          </w:p>
+        </w:tc>
+        <w:tc>
+          <w:tcPr>
+            <w:tcW w:type="dxa" w:w="1337"/>
+            <w:vAlign w:val="center"/>
+          </w:tcPr>
+          <w:p>
+            <w:pPr>
+              <w:spacing w:after="40"/>
+            </w:pPr>
+            <w:r>
+              <w:t>15,284</w:t>
+            </w:r>
+          </w:p>
+        </w:tc>
+        <w:tc>
+          <w:tcPr>
+            <w:tcW w:type="dxa" w:w="1337"/>
+            <w:vAlign w:val="center"/>
+          </w:tcPr>
+          <w:p>
+            <w:pPr>
+              <w:spacing w:after="40"/>
+            </w:pPr>
+            <w:r>
+              <w:t>567</w:t>
+            </w:r>
+          </w:p>
+        </w:tc>
+        <w:tc>
+          <w:tcPr>
+            <w:tcW w:type="dxa" w:w="1337"/>
+            <w:vAlign w:val="center"/>
+          </w:tcPr>
+          <w:p>
+            <w:pPr>
+              <w:spacing w:after="40"/>
+            </w:pPr>
+            <w:r>
+              <w:t>60</w:t>
+            </w:r>
+          </w:p>
+        </w:tc>
+        <w:tc>
+          <w:tcPr>
+            <w:tcW w:type="dxa" w:w="1337"/>
+            <w:vAlign w:val="center"/>
+          </w:tcPr>
+          <w:p>
+            <w:pPr>
+              <w:spacing w:after="40"/>
+            </w:pPr>
+            <w:r>
+              <w:t>34</w:t>
+            </w:r>
+          </w:p>
+        </w:tc>
+      </w:tr>
+      <w:tr>
+        <w:tc>
+          <w:tcPr>
+            <w:tcW w:type="dxa" w:w="1337"/>
+            <w:vAlign w:val="center"/>
+          </w:tcPr>
+          <w:p>
+            <w:pPr>
+              <w:spacing w:after="40"/>
+            </w:pPr>
+            <w:r>
+              <w:t>21</w:t>
+            </w:r>
+          </w:p>
+        </w:tc>
+        <w:tc>
+          <w:tcPr>
+            <w:tcW w:type="dxa" w:w="1337"/>
+            <w:vAlign w:val="center"/>
+          </w:tcPr>
+          <w:p>
+            <w:pPr>
+              <w:spacing w:after="40"/>
+            </w:pPr>
+            <w:r>
+              <w:t>Option buying</w:t>
+            </w:r>
+          </w:p>
+        </w:tc>
+        <w:tc>
+          <w:tcPr>
+            <w:tcW w:type="dxa" w:w="1337"/>
+            <w:vAlign w:val="center"/>
+          </w:tcPr>
+          <w:p>
+            <w:pPr>
+              <w:spacing w:after="40"/>
+            </w:pPr>
+            <w:r>
+              <w:t>111</w:t>
+            </w:r>
+          </w:p>
+        </w:tc>
+        <w:tc>
+          <w:tcPr>
+            <w:tcW w:type="dxa" w:w="1337"/>
+            <w:vAlign w:val="center"/>
+          </w:tcPr>
+          <w:p>
+            <w:pPr>
+              <w:spacing w:after="40"/>
+            </w:pPr>
+            <w:r>
+              <w:t>116,574</w:t>
+            </w:r>
+          </w:p>
+        </w:tc>
+        <w:tc>
+          <w:tcPr>
+            <w:tcW w:type="dxa" w:w="1337"/>
+            <w:vAlign w:val="center"/>
+          </w:tcPr>
+          <w:p>
+            <w:pPr>
+              <w:spacing w:after="40"/>
+            </w:pPr>
+            <w:r>
+              <w:t>10,577</w:t>
+            </w:r>
+          </w:p>
+        </w:tc>
+        <w:tc>
+          <w:tcPr>
+            <w:tcW w:type="dxa" w:w="1337"/>
+            <w:vAlign w:val="center"/>
+          </w:tcPr>
+          <w:p>
+            <w:pPr>
+              <w:spacing w:after="40"/>
+            </w:pPr>
+            <w:r>
+              <w:t>90</w:t>
+            </w:r>
+          </w:p>
+        </w:tc>
+        <w:tc>
+          <w:tcPr>
+            <w:tcW w:type="dxa" w:w="1337"/>
+            <w:vAlign w:val="center"/>
+          </w:tcPr>
+          <w:p>
+            <w:pPr>
+              <w:spacing w:after="40"/>
+            </w:pPr>
+            <w:r>
+              <w:t>66</w:t>
+            </w:r>
+          </w:p>
+        </w:tc>
+      </w:tr>
+      <w:tr>
+        <w:tc>
+          <w:tcPr>
+            <w:tcW w:type="dxa" w:w="1337"/>
+            <w:vAlign w:val="center"/>
+          </w:tcPr>
+          <w:p>
+            <w:pPr>
+              <w:spacing w:after="40"/>
+            </w:pPr>
+            <w:r>
+              <w:t>22</w:t>
+            </w:r>
+          </w:p>
+        </w:tc>
+        <w:tc>
+          <w:tcPr>
+            <w:tcW w:type="dxa" w:w="1337"/>
+            <w:vAlign w:val="center"/>
+          </w:tcPr>
+          <w:p>
+            <w:pPr>
+              <w:spacing w:after="40"/>
+            </w:pPr>
+            <w:r>
+              <w:t>Replay</w:t>
+            </w:r>
+          </w:p>
+        </w:tc>
+        <w:tc>
+          <w:tcPr>
+            <w:tcW w:type="dxa" w:w="1337"/>
+            <w:vAlign w:val="center"/>
+          </w:tcPr>
+          <w:p>
+            <w:pPr>
+              <w:spacing w:after="40"/>
+            </w:pPr>
+            <w:r>
+              <w:t>106</w:t>
+            </w:r>
+          </w:p>
+        </w:tc>
+        <w:tc>
+          <w:tcPr>
+            <w:tcW w:type="dxa" w:w="1337"/>
+            <w:vAlign w:val="center"/>
+          </w:tcPr>
+          <w:p>
+            <w:pPr>
+              <w:spacing w:after="40"/>
+            </w:pPr>
+            <w:r>
+              <w:t>9,386</w:t>
+            </w:r>
+          </w:p>
+        </w:tc>
+        <w:tc>
+          <w:tcPr>
+            <w:tcW w:type="dxa" w:w="1337"/>
+            <w:vAlign w:val="center"/>
+          </w:tcPr>
+          <w:p>
+            <w:pPr>
+              <w:spacing w:after="40"/>
+            </w:pPr>
+            <w:r>
+              <w:t>707</w:t>
+            </w:r>
+          </w:p>
+        </w:tc>
+        <w:tc>
+          <w:tcPr>
+            <w:tcW w:type="dxa" w:w="1337"/>
+            <w:vAlign w:val="center"/>
+          </w:tcPr>
+          <w:p>
+            <w:pPr>
+              <w:spacing w:after="40"/>
+            </w:pPr>
+            <w:r>
+              <w:t>59</w:t>
+            </w:r>
+          </w:p>
+        </w:tc>
+        <w:tc>
+          <w:tcPr>
+            <w:tcW w:type="dxa" w:w="1337"/>
+            <w:vAlign w:val="center"/>
+          </w:tcPr>
+          <w:p>
+            <w:pPr>
+              <w:spacing w:after="40"/>
+            </w:pPr>
+            <w:r>
+              <w:t>49</w:t>
+            </w:r>
+          </w:p>
+        </w:tc>
+      </w:tr>
+      <w:tr>
+        <w:tc>
+          <w:tcPr>
+            <w:tcW w:type="dxa" w:w="1337"/>
+            <w:vAlign w:val="center"/>
+          </w:tcPr>
+          <w:p>
+            <w:pPr>
+              <w:spacing w:after="40"/>
+            </w:pPr>
+            <w:r>
+              <w:t>23</w:t>
+            </w:r>
+          </w:p>
+        </w:tc>
+        <w:tc>
+          <w:tcPr>
+            <w:tcW w:type="dxa" w:w="1337"/>
+            <w:vAlign w:val="center"/>
+          </w:tcPr>
+          <w:p>
+            <w:pPr>
+              <w:spacing w:after="40"/>
+            </w:pPr>
+            <w:r>
+              <w:t>Ichimoku</w:t>
+            </w:r>
+          </w:p>
+        </w:tc>
+        <w:tc>
+          <w:tcPr>
+            <w:tcW w:type="dxa" w:w="1337"/>
+            <w:vAlign w:val="center"/>
+          </w:tcPr>
+          <w:p>
+            <w:pPr>
+              <w:spacing w:after="40"/>
+            </w:pPr>
+            <w:r>
+              <w:t>90</w:t>
+            </w:r>
+          </w:p>
+        </w:tc>
+        <w:tc>
+          <w:tcPr>
+            <w:tcW w:type="dxa" w:w="1337"/>
+            <w:vAlign w:val="center"/>
+          </w:tcPr>
+          <w:p>
+            <w:pPr>
+              <w:spacing w:after="40"/>
+            </w:pPr>
+            <w:r>
+              <w:t>7,229</w:t>
+            </w:r>
+          </w:p>
+        </w:tc>
+        <w:tc>
+          <w:tcPr>
+            <w:tcW w:type="dxa" w:w="1337"/>
+            <w:vAlign w:val="center"/>
+          </w:tcPr>
+          <w:p>
+            <w:pPr>
+              <w:spacing w:after="40"/>
+            </w:pPr>
+            <w:r>
+              <w:t>222</w:t>
+            </w:r>
+          </w:p>
+        </w:tc>
+        <w:tc>
+          <w:tcPr>
+            <w:tcW w:type="dxa" w:w="1337"/>
+            <w:vAlign w:val="center"/>
+          </w:tcPr>
+          <w:p>
+            <w:pPr>
+              <w:spacing w:after="40"/>
+            </w:pPr>
+            <w:r>
+              <w:t>54</w:t>
+            </w:r>
+          </w:p>
+        </w:tc>
+        <w:tc>
+          <w:tcPr>
+            <w:tcW w:type="dxa" w:w="1337"/>
+            <w:vAlign w:val="center"/>
+          </w:tcPr>
+          <w:p>
+            <w:pPr>
+              <w:spacing w:after="40"/>
+            </w:pPr>
+            <w:r>
+              <w:t>13</w:t>
+            </w:r>
+          </w:p>
+        </w:tc>
+      </w:tr>
+      <w:tr>
+        <w:tc>
+          <w:tcPr>
+            <w:tcW w:type="dxa" w:w="1337"/>
+            <w:vAlign w:val="center"/>
+          </w:tcPr>
+          <w:p>
+            <w:pPr>
+              <w:spacing w:after="40"/>
+            </w:pPr>
+            <w:r>
+              <w:t>24</w:t>
+            </w:r>
+          </w:p>
+        </w:tc>
+        <w:tc>
+          <w:tcPr>
+            <w:tcW w:type="dxa" w:w="1337"/>
+            <w:vAlign w:val="center"/>
+          </w:tcPr>
+          <w:p>
+            <w:pPr>
+              <w:spacing w:after="40"/>
+            </w:pPr>
+            <w:r>
+              <w:t>Paper trading</w:t>
+            </w:r>
+          </w:p>
+        </w:tc>
+        <w:tc>
+          <w:tcPr>
+            <w:tcW w:type="dxa" w:w="1337"/>
+            <w:vAlign w:val="center"/>
+          </w:tcPr>
+          <w:p>
+            <w:pPr>
+              <w:spacing w:after="40"/>
+            </w:pPr>
+            <w:r>
+              <w:t>89</w:t>
+            </w:r>
+          </w:p>
+        </w:tc>
+        <w:tc>
+          <w:tcPr>
+            <w:tcW w:type="dxa" w:w="1337"/>
+            <w:vAlign w:val="center"/>
+          </w:tcPr>
+          <w:p>
+            <w:pPr>
+              <w:spacing w:after="40"/>
+            </w:pPr>
+            <w:r>
+              <w:t>100,323</w:t>
+            </w:r>
+          </w:p>
+        </w:tc>
+        <w:tc>
+          <w:tcPr>
+            <w:tcW w:type="dxa" w:w="1337"/>
+            <w:vAlign w:val="center"/>
+          </w:tcPr>
+          <w:p>
+            <w:pPr>
+              <w:spacing w:after="40"/>
+            </w:pPr>
+            <w:r>
+              <w:t>4,903</w:t>
+            </w:r>
+          </w:p>
+        </w:tc>
+        <w:tc>
+          <w:tcPr>
+            <w:tcW w:type="dxa" w:w="1337"/>
+            <w:vAlign w:val="center"/>
+          </w:tcPr>
+          <w:p>
+            <w:pPr>
+              <w:spacing w:after="40"/>
+            </w:pPr>
+            <w:r>
+              <w:t>36</w:t>
+            </w:r>
+          </w:p>
+        </w:tc>
+        <w:tc>
+          <w:tcPr>
+            <w:tcW w:type="dxa" w:w="1337"/>
+            <w:vAlign w:val="center"/>
+          </w:tcPr>
+          <w:p>
+            <w:pPr>
+              <w:spacing w:after="40"/>
+            </w:pPr>
+            <w:r>
+              <w:t>34</w:t>
+            </w:r>
+          </w:p>
+        </w:tc>
+      </w:tr>
+      <w:tr>
+        <w:tc>
+          <w:tcPr>
+            <w:tcW w:type="dxa" w:w="1337"/>
+            <w:vAlign w:val="center"/>
+          </w:tcPr>
+          <w:p>
+            <w:pPr>
+              <w:spacing w:after="40"/>
+            </w:pPr>
+            <w:r>
+              <w:t>25</w:t>
+            </w:r>
+          </w:p>
+        </w:tc>
+        <w:tc>
+          <w:tcPr>
+            <w:tcW w:type="dxa" w:w="1337"/>
+            <w:vAlign w:val="center"/>
+          </w:tcPr>
+          <w:p>
+            <w:pPr>
+              <w:spacing w:after="40"/>
+            </w:pPr>
+            <w:r>
+              <w:t>Risk/reward</w:t>
+            </w:r>
+          </w:p>
+        </w:tc>
+        <w:tc>
+          <w:tcPr>
+            <w:tcW w:type="dxa" w:w="1337"/>
+            <w:vAlign w:val="center"/>
+          </w:tcPr>
+          <w:p>
+            <w:pPr>
+              <w:spacing w:after="40"/>
+            </w:pPr>
+            <w:r>
+              <w:t>80</w:t>
+            </w:r>
+          </w:p>
+        </w:tc>
+        <w:tc>
+          <w:tcPr>
+            <w:tcW w:type="dxa" w:w="1337"/>
+            <w:vAlign w:val="center"/>
+          </w:tcPr>
+          <w:p>
+            <w:pPr>
+              <w:spacing w:after="40"/>
+            </w:pPr>
+            <w:r>
+              <w:t>775</w:t>
+            </w:r>
+          </w:p>
+        </w:tc>
+        <w:tc>
+          <w:tcPr>
+            <w:tcW w:type="dxa" w:w="1337"/>
+            <w:vAlign w:val="center"/>
+          </w:tcPr>
+          <w:p>
+            <w:pPr>
+              <w:spacing w:after="40"/>
+            </w:pPr>
+            <w:r>
+              <w:t>47</w:t>
+            </w:r>
+          </w:p>
+        </w:tc>
+        <w:tc>
+          <w:tcPr>
+            <w:tcW w:type="dxa" w:w="1337"/>
+            <w:vAlign w:val="center"/>
+          </w:tcPr>
+          <w:p>
+            <w:pPr>
+              <w:spacing w:after="40"/>
+            </w:pPr>
+            <w:r>
+              <w:t>45</w:t>
+            </w:r>
+          </w:p>
+        </w:tc>
+        <w:tc>
+          <w:tcPr>
+            <w:tcW w:type="dxa" w:w="1337"/>
+            <w:vAlign w:val="center"/>
+          </w:tcPr>
+          <w:p>
+            <w:pPr>
+              <w:spacing w:after="40"/>
+            </w:pPr>
+            <w:r>
+              <w:t>16</w:t>
+            </w:r>
+          </w:p>
+        </w:tc>
+      </w:tr>
+      <w:tr>
+        <w:tc>
+          <w:tcPr>
+            <w:tcW w:type="dxa" w:w="1337"/>
+            <w:vAlign w:val="center"/>
+          </w:tcPr>
+          <w:p>
+            <w:pPr>
+              <w:spacing w:after="40"/>
+            </w:pPr>
+            <w:r>
+              <w:t>26</w:t>
+            </w:r>
+          </w:p>
+        </w:tc>
+        <w:tc>
+          <w:tcPr>
+            <w:tcW w:type="dxa" w:w="1337"/>
+            <w:vAlign w:val="center"/>
+          </w:tcPr>
+          <w:p>
+            <w:pPr>
+              <w:spacing w:after="40"/>
+            </w:pPr>
+            <w:r>
+              <w:t>ADX</w:t>
+            </w:r>
+          </w:p>
+        </w:tc>
+        <w:tc>
+          <w:tcPr>
+            <w:tcW w:type="dxa" w:w="1337"/>
+            <w:vAlign w:val="center"/>
+          </w:tcPr>
+          <w:p>
+            <w:pPr>
+              <w:spacing w:after="40"/>
+            </w:pPr>
+            <w:r>
+              <w:t>78</w:t>
+            </w:r>
+          </w:p>
+        </w:tc>
+        <w:tc>
+          <w:tcPr>
+            <w:tcW w:type="dxa" w:w="1337"/>
+            <w:vAlign w:val="center"/>
+          </w:tcPr>
+          <w:p>
+            <w:pPr>
+              <w:spacing w:after="40"/>
+            </w:pPr>
+            <w:r>
+              <w:t>659</w:t>
+            </w:r>
+          </w:p>
+        </w:tc>
+        <w:tc>
+          <w:tcPr>
+            <w:tcW w:type="dxa" w:w="1337"/>
+            <w:vAlign w:val="center"/>
+          </w:tcPr>
+          <w:p>
+            <w:pPr>
+              <w:spacing w:after="40"/>
+            </w:pPr>
+            <w:r>
+              <w:t>103</w:t>
+            </w:r>
+          </w:p>
+        </w:tc>
+        <w:tc>
+          <w:tcPr>
+            <w:tcW w:type="dxa" w:w="1337"/>
+            <w:vAlign w:val="center"/>
+          </w:tcPr>
+          <w:p>
+            <w:pPr>
+              <w:spacing w:after="40"/>
+            </w:pPr>
+            <w:r>
+              <w:t>36</w:t>
+            </w:r>
+          </w:p>
+        </w:tc>
+        <w:tc>
+          <w:tcPr>
+            <w:tcW w:type="dxa" w:w="1337"/>
+            <w:vAlign w:val="center"/>
+          </w:tcPr>
+          <w:p>
+            <w:pPr>
+              <w:spacing w:after="40"/>
+            </w:pPr>
+            <w:r>
+              <w:t>36</w:t>
+            </w:r>
+          </w:p>
+        </w:tc>
+      </w:tr>
+      <w:tr>
+        <w:tc>
+          <w:tcPr>
+            <w:tcW w:type="dxa" w:w="1337"/>
+            <w:vAlign w:val="center"/>
+          </w:tcPr>
+          <w:p>
+            <w:pPr>
+              <w:spacing w:after="40"/>
+            </w:pPr>
+            <w:r>
+              <w:t>27</w:t>
+            </w:r>
+          </w:p>
+        </w:tc>
+        <w:tc>
+          <w:tcPr>
+            <w:tcW w:type="dxa" w:w="1337"/>
+            <w:vAlign w:val="center"/>
+          </w:tcPr>
+          <w:p>
+            <w:pPr>
+              <w:spacing w:after="40"/>
+            </w:pPr>
+            <w:r>
+              <w:t>Supertrend</w:t>
+            </w:r>
+          </w:p>
+        </w:tc>
+        <w:tc>
+          <w:tcPr>
+            <w:tcW w:type="dxa" w:w="1337"/>
+            <w:vAlign w:val="center"/>
+          </w:tcPr>
+          <w:p>
+            <w:pPr>
+              <w:spacing w:after="40"/>
+            </w:pPr>
+            <w:r>
+              <w:t>73</w:t>
+            </w:r>
+          </w:p>
+        </w:tc>
+        <w:tc>
+          <w:tcPr>
+            <w:tcW w:type="dxa" w:w="1337"/>
+            <w:vAlign w:val="center"/>
+          </w:tcPr>
+          <w:p>
+            <w:pPr>
+              <w:spacing w:after="40"/>
+            </w:pPr>
+            <w:r>
+              <w:t>13,885</w:t>
+            </w:r>
+          </w:p>
+        </w:tc>
+        <w:tc>
+          <w:tcPr>
+            <w:tcW w:type="dxa" w:w="1337"/>
+            <w:vAlign w:val="center"/>
+          </w:tcPr>
+          <w:p>
+            <w:pPr>
+              <w:spacing w:after="40"/>
+            </w:pPr>
+            <w:r>
+              <w:t>2,211</w:t>
+            </w:r>
+          </w:p>
+        </w:tc>
+        <w:tc>
+          <w:tcPr>
+            <w:tcW w:type="dxa" w:w="1337"/>
+            <w:vAlign w:val="center"/>
+          </w:tcPr>
+          <w:p>
+            <w:pPr>
+              <w:spacing w:after="40"/>
+            </w:pPr>
+            <w:r>
+              <w:t>45</w:t>
+            </w:r>
+          </w:p>
+        </w:tc>
+        <w:tc>
+          <w:tcPr>
+            <w:tcW w:type="dxa" w:w="1337"/>
+            <w:vAlign w:val="center"/>
+          </w:tcPr>
+          <w:p>
+            <w:pPr>
+              <w:spacing w:after="40"/>
+            </w:pPr>
+            <w:r>
+              <w:t>19</w:t>
+            </w:r>
+          </w:p>
+        </w:tc>
+      </w:tr>
+      <w:tr>
+        <w:tc>
+          <w:tcPr>
+            <w:tcW w:type="dxa" w:w="1337"/>
+            <w:vAlign w:val="center"/>
+          </w:tcPr>
+          <w:p>
+            <w:pPr>
+              <w:spacing w:after="40"/>
+            </w:pPr>
+            <w:r>
+              <w:t>28</w:t>
+            </w:r>
+          </w:p>
+        </w:tc>
+        <w:tc>
+          <w:tcPr>
+            <w:tcW w:type="dxa" w:w="1337"/>
+            <w:vAlign w:val="center"/>
+          </w:tcPr>
+          <w:p>
+            <w:pPr>
+              <w:spacing w:after="40"/>
+            </w:pPr>
+            <w:r>
+              <w:t>Option selling</w:t>
+            </w:r>
+          </w:p>
+        </w:tc>
+        <w:tc>
+          <w:tcPr>
+            <w:tcW w:type="dxa" w:w="1337"/>
+            <w:vAlign w:val="center"/>
+          </w:tcPr>
+          <w:p>
+            <w:pPr>
+              <w:spacing w:after="40"/>
+            </w:pPr>
+            <w:r>
+              <w:t>71</w:t>
+            </w:r>
+          </w:p>
+        </w:tc>
+        <w:tc>
+          <w:tcPr>
+            <w:tcW w:type="dxa" w:w="1337"/>
+            <w:vAlign w:val="center"/>
+          </w:tcPr>
+          <w:p>
+            <w:pPr>
+              <w:spacing w:after="40"/>
+            </w:pPr>
+            <w:r>
+              <w:t>84,045</w:t>
+            </w:r>
+          </w:p>
+        </w:tc>
+        <w:tc>
+          <w:tcPr>
+            <w:tcW w:type="dxa" w:w="1337"/>
+            <w:vAlign w:val="center"/>
+          </w:tcPr>
+          <w:p>
+            <w:pPr>
+              <w:spacing w:after="40"/>
+            </w:pPr>
+            <w:r>
+              <w:t>5,918</w:t>
+            </w:r>
+          </w:p>
+        </w:tc>
+        <w:tc>
+          <w:tcPr>
+            <w:tcW w:type="dxa" w:w="1337"/>
+            <w:vAlign w:val="center"/>
+          </w:tcPr>
+          <w:p>
+            <w:pPr>
+              <w:spacing w:after="40"/>
+            </w:pPr>
+            <w:r>
+              <w:t>59</w:t>
+            </w:r>
+          </w:p>
+        </w:tc>
+        <w:tc>
+          <w:tcPr>
+            <w:tcW w:type="dxa" w:w="1337"/>
+            <w:vAlign w:val="center"/>
+          </w:tcPr>
+          <w:p>
+            <w:pPr>
+              <w:spacing w:after="40"/>
+            </w:pPr>
+            <w:r>
+              <w:t>45</w:t>
+            </w:r>
+          </w:p>
+        </w:tc>
+      </w:tr>
+      <w:tr>
+        <w:tc>
+          <w:tcPr>
+            <w:tcW w:type="dxa" w:w="1337"/>
+            <w:vAlign w:val="center"/>
+          </w:tcPr>
+          <w:p>
+            <w:pPr>
+              <w:spacing w:after="40"/>
+            </w:pPr>
+            <w:r>
+              <w:t>29</w:t>
+            </w:r>
+          </w:p>
+        </w:tc>
+        <w:tc>
+          <w:tcPr>
+            <w:tcW w:type="dxa" w:w="1337"/>
+            <w:vAlign w:val="center"/>
+          </w:tcPr>
+          <w:p>
+            <w:pPr>
+              <w:spacing w:after="40"/>
+            </w:pPr>
+            <w:r>
+              <w:t>Implied volatility</w:t>
+            </w:r>
+          </w:p>
+        </w:tc>
+        <w:tc>
+          <w:tcPr>
+            <w:tcW w:type="dxa" w:w="1337"/>
+            <w:vAlign w:val="center"/>
+          </w:tcPr>
+          <w:p>
+            <w:pPr>
+              <w:spacing w:after="40"/>
+            </w:pPr>
+            <w:r>
+              <w:t>71</w:t>
+            </w:r>
+          </w:p>
+        </w:tc>
+        <w:tc>
+          <w:tcPr>
+            <w:tcW w:type="dxa" w:w="1337"/>
+            <w:vAlign w:val="center"/>
+          </w:tcPr>
+          <w:p>
+            <w:pPr>
+              <w:spacing w:after="40"/>
+            </w:pPr>
+            <w:r>
+              <w:t>18,694</w:t>
+            </w:r>
+          </w:p>
+        </w:tc>
+        <w:tc>
+          <w:tcPr>
+            <w:tcW w:type="dxa" w:w="1337"/>
+            <w:vAlign w:val="center"/>
+          </w:tcPr>
+          <w:p>
+            <w:pPr>
+              <w:spacing w:after="40"/>
+            </w:pPr>
+            <w:r>
+              <w:t>3,178</w:t>
+            </w:r>
+          </w:p>
+        </w:tc>
+        <w:tc>
+          <w:tcPr>
+            <w:tcW w:type="dxa" w:w="1337"/>
+            <w:vAlign w:val="center"/>
+          </w:tcPr>
+          <w:p>
+            <w:pPr>
+              <w:spacing w:after="40"/>
+            </w:pPr>
+            <w:r>
+              <w:t>63</w:t>
+            </w:r>
+          </w:p>
+        </w:tc>
+        <w:tc>
+          <w:tcPr>
+            <w:tcW w:type="dxa" w:w="1337"/>
+            <w:vAlign w:val="center"/>
+          </w:tcPr>
+          <w:p>
+            <w:pPr>
+              <w:spacing w:after="40"/>
+            </w:pPr>
+            <w:r>
+              <w:t>29</w:t>
+            </w:r>
+          </w:p>
+        </w:tc>
+      </w:tr>
+      <w:tr>
+        <w:tc>
+          <w:tcPr>
+            <w:tcW w:type="dxa" w:w="1337"/>
+            <w:vAlign w:val="center"/>
+          </w:tcPr>
+          <w:p>
+            <w:pPr>
+              <w:spacing w:after="40"/>
+            </w:pPr>
+            <w:r>
+              <w:t>30</w:t>
+            </w:r>
+          </w:p>
+        </w:tc>
+        <w:tc>
+          <w:tcPr>
+            <w:tcW w:type="dxa" w:w="1337"/>
+            <w:vAlign w:val="center"/>
+          </w:tcPr>
+          <w:p>
+            <w:pPr>
+              <w:spacing w:after="40"/>
+            </w:pPr>
+            <w:r>
+              <w:t>Latency</w:t>
+            </w:r>
+          </w:p>
+        </w:tc>
+        <w:tc>
+          <w:tcPr>
+            <w:tcW w:type="dxa" w:w="1337"/>
+            <w:vAlign w:val="center"/>
+          </w:tcPr>
+          <w:p>
+            <w:pPr>
+              <w:spacing w:after="40"/>
+            </w:pPr>
+            <w:r>
+              <w:t>54</w:t>
+            </w:r>
+          </w:p>
+        </w:tc>
+        <w:tc>
+          <w:tcPr>
+            <w:tcW w:type="dxa" w:w="1337"/>
+            <w:vAlign w:val="center"/>
+          </w:tcPr>
+          <w:p>
+            <w:pPr>
+              <w:spacing w:after="40"/>
+            </w:pPr>
+            <w:r>
+              <w:t>303</w:t>
+            </w:r>
+          </w:p>
+        </w:tc>
+        <w:tc>
+          <w:tcPr>
+            <w:tcW w:type="dxa" w:w="1337"/>
+            <w:vAlign w:val="center"/>
+          </w:tcPr>
+          <w:p>
+            <w:pPr>
+              <w:spacing w:after="40"/>
+            </w:pPr>
+            <w:r>
+              <w:t>70</w:t>
+            </w:r>
+          </w:p>
+        </w:tc>
+        <w:tc>
+          <w:tcPr>
+            <w:tcW w:type="dxa" w:w="1337"/>
+            <w:vAlign w:val="center"/>
+          </w:tcPr>
+          <w:p>
+            <w:pPr>
+              <w:spacing w:after="40"/>
+            </w:pPr>
+            <w:r>
+              <w:t>25</w:t>
+            </w:r>
+          </w:p>
+        </w:tc>
+        <w:tc>
+          <w:tcPr>
+            <w:tcW w:type="dxa" w:w="1337"/>
+            <w:vAlign w:val="center"/>
+          </w:tcPr>
+          <w:p>
+            <w:pPr>
+              <w:spacing w:after="40"/>
+            </w:pPr>
+            <w:r>
+              <w:t>21</w:t>
+            </w:r>
+          </w:p>
+        </w:tc>
+      </w:tr>
+      <w:tr>
+        <w:tc>
+          <w:tcPr>
+            <w:tcW w:type="dxa" w:w="1337"/>
+            <w:vAlign w:val="center"/>
+          </w:tcPr>
+          <w:p>
+            <w:pPr>
+              <w:spacing w:after="40"/>
+            </w:pPr>
+            <w:r>
+              <w:t>31</w:t>
+            </w:r>
+          </w:p>
+        </w:tc>
+        <w:tc>
+          <w:tcPr>
+            <w:tcW w:type="dxa" w:w="1337"/>
+            <w:vAlign w:val="center"/>
+          </w:tcPr>
+          <w:p>
+            <w:pPr>
+              <w:spacing w:after="40"/>
+            </w:pPr>
+            <w:r>
+              <w:t>Stochastic</w:t>
+            </w:r>
+          </w:p>
+        </w:tc>
+        <w:tc>
+          <w:tcPr>
+            <w:tcW w:type="dxa" w:w="1337"/>
+            <w:vAlign w:val="center"/>
+          </w:tcPr>
+          <w:p>
+            <w:pPr>
+              <w:spacing w:after="40"/>
+            </w:pPr>
+            <w:r>
+              <w:t>39</w:t>
+            </w:r>
+          </w:p>
+        </w:tc>
+        <w:tc>
+          <w:tcPr>
+            <w:tcW w:type="dxa" w:w="1337"/>
+            <w:vAlign w:val="center"/>
+          </w:tcPr>
+          <w:p>
+            <w:pPr>
+              <w:spacing w:after="40"/>
+            </w:pPr>
+            <w:r>
+              <w:t>57,629</w:t>
+            </w:r>
+          </w:p>
+        </w:tc>
+        <w:tc>
+          <w:tcPr>
+            <w:tcW w:type="dxa" w:w="1337"/>
+            <w:vAlign w:val="center"/>
+          </w:tcPr>
+          <w:p>
+            <w:pPr>
+              <w:spacing w:after="40"/>
+            </w:pPr>
+            <w:r>
+              <w:t>3,985</w:t>
+            </w:r>
+          </w:p>
+        </w:tc>
+        <w:tc>
+          <w:tcPr>
+            <w:tcW w:type="dxa" w:w="1337"/>
+            <w:vAlign w:val="center"/>
+          </w:tcPr>
+          <w:p>
+            <w:pPr>
+              <w:spacing w:after="40"/>
+            </w:pPr>
+            <w:r>
+              <w:t>20</w:t>
+            </w:r>
+          </w:p>
+        </w:tc>
+        <w:tc>
+          <w:tcPr>
+            <w:tcW w:type="dxa" w:w="1337"/>
+            <w:vAlign w:val="center"/>
+          </w:tcPr>
+          <w:p>
+            <w:pPr>
+              <w:spacing w:after="40"/>
+            </w:pPr>
+            <w:r>
+              <w:t>21</w:t>
+            </w:r>
+          </w:p>
+        </w:tc>
+      </w:tr>
+      <w:tr>
+        <w:tc>
+          <w:tcPr>
+            <w:tcW w:type="dxa" w:w="1337"/>
+            <w:vAlign w:val="center"/>
+          </w:tcPr>
+          <w:p>
+            <w:pPr>
+              <w:spacing w:after="40"/>
+            </w:pPr>
+            <w:r>
+              <w:t>32</w:t>
+            </w:r>
+          </w:p>
+        </w:tc>
+        <w:tc>
+          <w:tcPr>
+            <w:tcW w:type="dxa" w:w="1337"/>
+            <w:vAlign w:val="center"/>
+          </w:tcPr>
+          <w:p>
+            <w:pPr>
+              <w:spacing w:after="40"/>
+            </w:pPr>
+            <w:r>
+              <w:t>Watchlists</w:t>
+            </w:r>
+          </w:p>
+        </w:tc>
+        <w:tc>
+          <w:tcPr>
+            <w:tcW w:type="dxa" w:w="1337"/>
+            <w:vAlign w:val="center"/>
+          </w:tcPr>
+          <w:p>
+            <w:pPr>
+              <w:spacing w:after="40"/>
+            </w:pPr>
+            <w:r>
+              <w:t>37</w:t>
+            </w:r>
+          </w:p>
+        </w:tc>
+        <w:tc>
+          <w:tcPr>
+            <w:tcW w:type="dxa" w:w="1337"/>
+            <w:vAlign w:val="center"/>
+          </w:tcPr>
+          <w:p>
+            <w:pPr>
+              <w:spacing w:after="40"/>
+            </w:pPr>
+            <w:r>
+              <w:t>18,449</w:t>
+            </w:r>
+          </w:p>
+        </w:tc>
+        <w:tc>
+          <w:tcPr>
+            <w:tcW w:type="dxa" w:w="1337"/>
+            <w:vAlign w:val="center"/>
+          </w:tcPr>
+          <w:p>
+            <w:pPr>
+              <w:spacing w:after="40"/>
+            </w:pPr>
+            <w:r>
+              <w:t>1,613</w:t>
+            </w:r>
+          </w:p>
+        </w:tc>
+        <w:tc>
+          <w:tcPr>
+            <w:tcW w:type="dxa" w:w="1337"/>
+            <w:vAlign w:val="center"/>
+          </w:tcPr>
+          <w:p>
+            <w:pPr>
+              <w:spacing w:after="40"/>
+            </w:pPr>
+            <w:r>
+              <w:t>21</w:t>
+            </w:r>
+          </w:p>
+        </w:tc>
+        <w:tc>
+          <w:tcPr>
+            <w:tcW w:type="dxa" w:w="1337"/>
+            <w:vAlign w:val="center"/>
+          </w:tcPr>
+          <w:p>
+            <w:pPr>
+              <w:spacing w:after="40"/>
+            </w:pPr>
+            <w:r>
+              <w:t>23</w:t>
+            </w:r>
+          </w:p>
+        </w:tc>
+      </w:tr>
+      <w:tr>
+        <w:tc>
+          <w:tcPr>
+            <w:tcW w:type="dxa" w:w="1337"/>
+            <w:vAlign w:val="center"/>
+          </w:tcPr>
+          <w:p>
+            <w:pPr>
+              <w:spacing w:after="40"/>
+            </w:pPr>
+            <w:r>
+              <w:t>33</w:t>
+            </w:r>
+          </w:p>
+        </w:tc>
+        <w:tc>
+          <w:tcPr>
+            <w:tcW w:type="dxa" w:w="1337"/>
+            <w:vAlign w:val="center"/>
+          </w:tcPr>
+          <w:p>
+            <w:pPr>
+              <w:spacing w:after="40"/>
+            </w:pPr>
+            <w:r>
+              <w:t>Max pain</w:t>
+            </w:r>
+          </w:p>
+        </w:tc>
+        <w:tc>
+          <w:tcPr>
+            <w:tcW w:type="dxa" w:w="1337"/>
+            <w:vAlign w:val="center"/>
+          </w:tcPr>
+          <w:p>
+            <w:pPr>
+              <w:spacing w:after="40"/>
+            </w:pPr>
+            <w:r>
+              <w:t>36</w:t>
+            </w:r>
+          </w:p>
+        </w:tc>
+        <w:tc>
+          <w:tcPr>
+            <w:tcW w:type="dxa" w:w="1337"/>
+            <w:vAlign w:val="center"/>
+          </w:tcPr>
+          <w:p>
+            <w:pPr>
+              <w:spacing w:after="40"/>
+            </w:pPr>
+            <w:r>
+              <w:t>221</w:t>
+            </w:r>
+          </w:p>
+        </w:tc>
+        <w:tc>
+          <w:tcPr>
+            <w:tcW w:type="dxa" w:w="1337"/>
+            <w:vAlign w:val="center"/>
+          </w:tcPr>
+          <w:p>
+            <w:pPr>
+              <w:spacing w:after="40"/>
+            </w:pPr>
+            <w:r>
+              <w:t>10</w:t>
+            </w:r>
+          </w:p>
+        </w:tc>
+        <w:tc>
+          <w:tcPr>
+            <w:tcW w:type="dxa" w:w="1337"/>
+            <w:vAlign w:val="center"/>
+          </w:tcPr>
+          <w:p>
+            <w:pPr>
+              <w:spacing w:after="40"/>
+            </w:pPr>
+            <w:r>
+              <w:t>20</w:t>
+            </w:r>
+          </w:p>
+        </w:tc>
+        <w:tc>
+          <w:tcPr>
+            <w:tcW w:type="dxa" w:w="1337"/>
+            <w:vAlign w:val="center"/>
+          </w:tcPr>
+          <w:p>
+            <w:pPr>
+              <w:spacing w:after="40"/>
+            </w:pPr>
+            <w:r>
+              <w:t>9</w:t>
+            </w:r>
+          </w:p>
+        </w:tc>
+      </w:tr>
+      <w:tr>
+        <w:tc>
+          <w:tcPr>
+            <w:tcW w:type="dxa" w:w="1337"/>
+            <w:vAlign w:val="center"/>
+          </w:tcPr>
+          <w:p>
+            <w:pPr>
+              <w:spacing w:after="40"/>
+            </w:pPr>
+            <w:r>
+              <w:t>34</w:t>
+            </w:r>
+          </w:p>
+        </w:tc>
+        <w:tc>
+          <w:tcPr>
+            <w:tcW w:type="dxa" w:w="1337"/>
+            <w:vAlign w:val="center"/>
+          </w:tcPr>
+          <w:p>
+            <w:pPr>
+              <w:spacing w:after="40"/>
+            </w:pPr>
+            <w:r>
+              <w:t>Bid/ask</w:t>
+            </w:r>
+          </w:p>
+        </w:tc>
+        <w:tc>
+          <w:tcPr>
+            <w:tcW w:type="dxa" w:w="1337"/>
+            <w:vAlign w:val="center"/>
+          </w:tcPr>
+          <w:p>
+            <w:pPr>
+              <w:spacing w:after="40"/>
+            </w:pPr>
+            <w:r>
+              <w:t>34</w:t>
+            </w:r>
+          </w:p>
+        </w:tc>
+        <w:tc>
+          <w:tcPr>
+            <w:tcW w:type="dxa" w:w="1337"/>
+            <w:vAlign w:val="center"/>
+          </w:tcPr>
+          <w:p>
+            <w:pPr>
+              <w:spacing w:after="40"/>
+            </w:pPr>
+            <w:r>
+              <w:t>664</w:t>
+            </w:r>
+          </w:p>
+        </w:tc>
+        <w:tc>
+          <w:tcPr>
+            <w:tcW w:type="dxa" w:w="1337"/>
+            <w:vAlign w:val="center"/>
+          </w:tcPr>
+          <w:p>
+            <w:pPr>
+              <w:spacing w:after="40"/>
+            </w:pPr>
+            <w:r>
+              <w:t>524</w:t>
+            </w:r>
+          </w:p>
+        </w:tc>
+        <w:tc>
+          <w:tcPr>
+            <w:tcW w:type="dxa" w:w="1337"/>
+            <w:vAlign w:val="center"/>
+          </w:tcPr>
+          <w:p>
+            <w:pPr>
+              <w:spacing w:after="40"/>
+            </w:pPr>
+            <w:r>
+              <w:t>18</w:t>
+            </w:r>
+          </w:p>
+        </w:tc>
+        <w:tc>
+          <w:tcPr>
+            <w:tcW w:type="dxa" w:w="1337"/>
+            <w:vAlign w:val="center"/>
+          </w:tcPr>
+          <w:p>
+            <w:pPr>
+              <w:spacing w:after="40"/>
+            </w:pPr>
+            <w:r>
+              <w:t>15</w:t>
+            </w:r>
+          </w:p>
+        </w:tc>
+      </w:tr>
+      <w:tr>
+        <w:tc>
+          <w:tcPr>
+            <w:tcW w:type="dxa" w:w="1337"/>
+            <w:vAlign w:val="center"/>
+          </w:tcPr>
+          <w:p>
+            <w:pPr>
+              <w:spacing w:after="40"/>
+            </w:pPr>
+            <w:r>
+              <w:t>35</w:t>
+            </w:r>
+          </w:p>
+        </w:tc>
+        <w:tc>
+          <w:tcPr>
+            <w:tcW w:type="dxa" w:w="1337"/>
+            <w:vAlign w:val="center"/>
+          </w:tcPr>
+          <w:p>
+            <w:pPr>
+              <w:spacing w:after="40"/>
+            </w:pPr>
+            <w:r>
+              <w:t>Screeners</w:t>
+            </w:r>
+          </w:p>
+        </w:tc>
+        <w:tc>
+          <w:tcPr>
+            <w:tcW w:type="dxa" w:w="1337"/>
+            <w:vAlign w:val="center"/>
+          </w:tcPr>
+          <w:p>
+            <w:pPr>
+              <w:spacing w:after="40"/>
+            </w:pPr>
+            <w:r>
+              <w:t>33</w:t>
+            </w:r>
+          </w:p>
+        </w:tc>
+        <w:tc>
+          <w:tcPr>
+            <w:tcW w:type="dxa" w:w="1337"/>
+            <w:vAlign w:val="center"/>
+          </w:tcPr>
+          <w:p>
+            <w:pPr>
+              <w:spacing w:after="40"/>
+            </w:pPr>
+            <w:r>
+              <w:t>4,467</w:t>
+            </w:r>
+          </w:p>
+        </w:tc>
+        <w:tc>
+          <w:tcPr>
+            <w:tcW w:type="dxa" w:w="1337"/>
+            <w:vAlign w:val="center"/>
+          </w:tcPr>
+          <w:p>
+            <w:pPr>
+              <w:spacing w:after="40"/>
+            </w:pPr>
+            <w:r>
+              <w:t>293</w:t>
+            </w:r>
+          </w:p>
+        </w:tc>
+        <w:tc>
+          <w:tcPr>
+            <w:tcW w:type="dxa" w:w="1337"/>
+            <w:vAlign w:val="center"/>
+          </w:tcPr>
+          <w:p>
+            <w:pPr>
+              <w:spacing w:after="40"/>
+            </w:pPr>
+            <w:r>
+              <w:t>29</w:t>
+            </w:r>
+          </w:p>
+        </w:tc>
+        <w:tc>
+          <w:tcPr>
+            <w:tcW w:type="dxa" w:w="1337"/>
+            <w:vAlign w:val="center"/>
+          </w:tcPr>
+          <w:p>
+            <w:pPr>
+              <w:spacing w:after="40"/>
+            </w:pPr>
+            <w:r>
+              <w:t>16</w:t>
+            </w:r>
+          </w:p>
+        </w:tc>
+      </w:tr>
+      <w:tr>
+        <w:tc>
+          <w:tcPr>
+            <w:tcW w:type="dxa" w:w="1337"/>
+            <w:vAlign w:val="center"/>
+          </w:tcPr>
+          <w:p>
+            <w:pPr>
+              <w:spacing w:after="40"/>
+            </w:pPr>
+            <w:r>
+              <w:t>36</w:t>
+            </w:r>
+          </w:p>
+        </w:tc>
+        <w:tc>
+          <w:tcPr>
+            <w:tcW w:type="dxa" w:w="1337"/>
+            <w:vAlign w:val="center"/>
+          </w:tcPr>
+          <w:p>
+            <w:pPr>
+              <w:spacing w:after="40"/>
+            </w:pPr>
+            <w:r>
+              <w:t>Pine Script</w:t>
+            </w:r>
+          </w:p>
+        </w:tc>
+        <w:tc>
+          <w:tcPr>
+            <w:tcW w:type="dxa" w:w="1337"/>
+            <w:vAlign w:val="center"/>
+          </w:tcPr>
+          <w:p>
+            <w:pPr>
+              <w:spacing w:after="40"/>
+            </w:pPr>
+            <w:r>
+              <w:t>24</w:t>
+            </w:r>
+          </w:p>
+        </w:tc>
+        <w:tc>
+          <w:tcPr>
+            <w:tcW w:type="dxa" w:w="1337"/>
+            <w:vAlign w:val="center"/>
+          </w:tcPr>
+          <w:p>
+            <w:pPr>
+              <w:spacing w:after="40"/>
+            </w:pPr>
+            <w:r>
+              <w:t>23,492</w:t>
+            </w:r>
+          </w:p>
+        </w:tc>
+        <w:tc>
+          <w:tcPr>
+            <w:tcW w:type="dxa" w:w="1337"/>
+            <w:vAlign w:val="center"/>
+          </w:tcPr>
+          <w:p>
+            <w:pPr>
+              <w:spacing w:after="40"/>
+            </w:pPr>
+            <w:r>
+              <w:t>852</w:t>
+            </w:r>
+          </w:p>
+        </w:tc>
+        <w:tc>
+          <w:tcPr>
+            <w:tcW w:type="dxa" w:w="1337"/>
+            <w:vAlign w:val="center"/>
+          </w:tcPr>
+          <w:p>
+            <w:pPr>
+              <w:spacing w:after="40"/>
+            </w:pPr>
+            <w:r>
+              <w:t>19</w:t>
+            </w:r>
+          </w:p>
+        </w:tc>
+        <w:tc>
+          <w:tcPr>
+            <w:tcW w:type="dxa" w:w="1337"/>
+            <w:vAlign w:val="center"/>
+          </w:tcPr>
+          <w:p>
+            <w:pPr>
+              <w:spacing w:after="40"/>
+            </w:pPr>
+            <w:r>
+              <w:t>15</w:t>
+            </w:r>
+          </w:p>
+        </w:tc>
+      </w:tr>
+      <w:tr>
+        <w:tc>
+          <w:tcPr>
+            <w:tcW w:type="dxa" w:w="1337"/>
+            <w:vAlign w:val="center"/>
+          </w:tcPr>
+          <w:p>
+            <w:pPr>
+              <w:spacing w:after="40"/>
+            </w:pPr>
+            <w:r>
+              <w:t>37</w:t>
+            </w:r>
+          </w:p>
+        </w:tc>
+        <w:tc>
+          <w:tcPr>
+            <w:tcW w:type="dxa" w:w="1337"/>
+            <w:vAlign w:val="center"/>
+          </w:tcPr>
+          <w:p>
+            <w:pPr>
+              <w:spacing w:after="40"/>
+            </w:pPr>
+            <w:r>
+              <w:t>Payoff graph</w:t>
+            </w:r>
+          </w:p>
+        </w:tc>
+        <w:tc>
+          <w:tcPr>
+            <w:tcW w:type="dxa" w:w="1337"/>
+            <w:vAlign w:val="center"/>
+          </w:tcPr>
+          <w:p>
+            <w:pPr>
+              <w:spacing w:after="40"/>
+            </w:pPr>
+            <w:r>
+              <w:t>16</w:t>
+            </w:r>
+          </w:p>
+        </w:tc>
+        <w:tc>
+          <w:tcPr>
+            <w:tcW w:type="dxa" w:w="1337"/>
+            <w:vAlign w:val="center"/>
+          </w:tcPr>
+          <w:p>
+            <w:pPr>
+              <w:spacing w:after="40"/>
+            </w:pPr>
+            <w:r>
+              <w:t>2,026</w:t>
+            </w:r>
+          </w:p>
+        </w:tc>
+        <w:tc>
+          <w:tcPr>
+            <w:tcW w:type="dxa" w:w="1337"/>
+            <w:vAlign w:val="center"/>
+          </w:tcPr>
+          <w:p>
+            <w:pPr>
+              <w:spacing w:after="40"/>
+            </w:pPr>
+            <w:r>
+              <w:t>102</w:t>
+            </w:r>
+          </w:p>
+        </w:tc>
+        <w:tc>
+          <w:tcPr>
+            <w:tcW w:type="dxa" w:w="1337"/>
+            <w:vAlign w:val="center"/>
+          </w:tcPr>
+          <w:p>
+            <w:pPr>
+              <w:spacing w:after="40"/>
+            </w:pPr>
+            <w:r>
+              <w:t>10</w:t>
+            </w:r>
+          </w:p>
+        </w:tc>
+        <w:tc>
+          <w:tcPr>
+            <w:tcW w:type="dxa" w:w="1337"/>
+            <w:vAlign w:val="center"/>
+          </w:tcPr>
+          <w:p>
+            <w:pPr>
+              <w:spacing w:after="40"/>
+            </w:pPr>
+            <w:r>
+              <w:t>6</w:t>
+            </w:r>
+          </w:p>
+        </w:tc>
+      </w:tr>
+      <w:tr>
+        <w:tc>
+          <w:tcPr>
+            <w:tcW w:type="dxa" w:w="1337"/>
+            <w:vAlign w:val="center"/>
+          </w:tcPr>
+          <w:p>
+            <w:pPr>
+              <w:spacing w:after="40"/>
+            </w:pPr>
+            <w:r>
+              <w:t>38</w:t>
+            </w:r>
+          </w:p>
+        </w:tc>
+        <w:tc>
+          <w:tcPr>
+            <w:tcW w:type="dxa" w:w="1337"/>
+            <w:vAlign w:val="center"/>
+          </w:tcPr>
+          <w:p>
+            <w:pPr>
+              <w:spacing w:after="40"/>
+            </w:pPr>
+            <w:r>
+              <w:t>Basket orders</w:t>
+            </w:r>
+          </w:p>
+        </w:tc>
+        <w:tc>
+          <w:tcPr>
+            <w:tcW w:type="dxa" w:w="1337"/>
+            <w:vAlign w:val="center"/>
+          </w:tcPr>
+          <w:p>
+            <w:pPr>
+              <w:spacing w:after="40"/>
+            </w:pPr>
+            <w:r>
+              <w:t>15</w:t>
+            </w:r>
+          </w:p>
+        </w:tc>
+        <w:tc>
+          <w:tcPr>
+            <w:tcW w:type="dxa" w:w="1337"/>
+            <w:vAlign w:val="center"/>
+          </w:tcPr>
+          <w:p>
+            <w:pPr>
+              <w:spacing w:after="40"/>
+            </w:pPr>
+            <w:r>
+              <w:t>195</w:t>
+            </w:r>
+          </w:p>
+        </w:tc>
+        <w:tc>
+          <w:tcPr>
+            <w:tcW w:type="dxa" w:w="1337"/>
+            <w:vAlign w:val="center"/>
+          </w:tcPr>
+          <w:p>
+            <w:pPr>
+              <w:spacing w:after="40"/>
+            </w:pPr>
+            <w:r>
+              <w:t>0</w:t>
+            </w:r>
+          </w:p>
+        </w:tc>
+        <w:tc>
+          <w:tcPr>
+            <w:tcW w:type="dxa" w:w="1337"/>
+            <w:vAlign w:val="center"/>
+          </w:tcPr>
+          <w:p>
+            <w:pPr>
+              <w:spacing w:after="40"/>
+            </w:pPr>
+            <w:r>
+              <w:t>8</w:t>
+            </w:r>
+          </w:p>
+        </w:tc>
+        <w:tc>
+          <w:tcPr>
+            <w:tcW w:type="dxa" w:w="1337"/>
+            <w:vAlign w:val="center"/>
+          </w:tcPr>
+          <w:p>
+            <w:pPr>
+              <w:spacing w:after="40"/>
+            </w:pPr>
+            <w:r>
+              <w:t>7</w:t>
+            </w:r>
+          </w:p>
+        </w:tc>
+      </w:tr>
+      <w:tr>
+        <w:tc>
+          <w:tcPr>
+            <w:tcW w:type="dxa" w:w="1337"/>
+            <w:vAlign w:val="center"/>
+          </w:tcPr>
+          <w:p>
+            <w:pPr>
+              <w:spacing w:after="40"/>
+            </w:pPr>
+            <w:r>
+              <w:t>39</w:t>
+            </w:r>
+          </w:p>
+        </w:tc>
+        <w:tc>
+          <w:tcPr>
+            <w:tcW w:type="dxa" w:w="1337"/>
+            <w:vAlign w:val="center"/>
+          </w:tcPr>
+          <w:p>
+            <w:pPr>
+              <w:spacing w:after="40"/>
+            </w:pPr>
+            <w:r>
+              <w:t>Webhooks</w:t>
+            </w:r>
+          </w:p>
+        </w:tc>
+        <w:tc>
+          <w:tcPr>
+            <w:tcW w:type="dxa" w:w="1337"/>
+            <w:vAlign w:val="center"/>
+          </w:tcPr>
+          <w:p>
+            <w:pPr>
+              <w:spacing w:after="40"/>
+            </w:pPr>
+            <w:r>
+              <w:t>14</w:t>
+            </w:r>
+          </w:p>
+        </w:tc>
+        <w:tc>
+          <w:tcPr>
+            <w:tcW w:type="dxa" w:w="1337"/>
+            <w:vAlign w:val="center"/>
+          </w:tcPr>
+          <w:p>
+            <w:pPr>
+              <w:spacing w:after="40"/>
+            </w:pPr>
+            <w:r>
+              <w:t>382</w:t>
+            </w:r>
+          </w:p>
+        </w:tc>
+        <w:tc>
+          <w:tcPr>
+            <w:tcW w:type="dxa" w:w="1337"/>
+            <w:vAlign w:val="center"/>
+          </w:tcPr>
+          <w:p>
+            <w:pPr>
+              <w:spacing w:after="40"/>
+            </w:pPr>
+            <w:r>
+              <w:t>116</w:t>
+            </w:r>
+          </w:p>
+        </w:tc>
+        <w:tc>
+          <w:tcPr>
+            <w:tcW w:type="dxa" w:w="1337"/>
+            <w:vAlign w:val="center"/>
+          </w:tcPr>
+          <w:p>
+            <w:pPr>
+              <w:spacing w:after="40"/>
+            </w:pPr>
+            <w:r>
+              <w:t>10</w:t>
+            </w:r>
+          </w:p>
+        </w:tc>
+        <w:tc>
+          <w:tcPr>
+            <w:tcW w:type="dxa" w:w="1337"/>
+            <w:vAlign w:val="center"/>
+          </w:tcPr>
+          <w:p>
+            <w:pPr>
+              <w:spacing w:after="40"/>
+            </w:pPr>
+            <w:r>
+              <w:t>10</w:t>
+            </w:r>
+          </w:p>
+        </w:tc>
+      </w:tr>
+      <w:tr>
+        <w:tc>
+          <w:tcPr>
+            <w:tcW w:type="dxa" w:w="1337"/>
+            <w:vAlign w:val="center"/>
+          </w:tcPr>
+          <w:p>
+            <w:pPr>
+              <w:spacing w:after="40"/>
+            </w:pPr>
+            <w:r>
+              <w:t>40</w:t>
+            </w:r>
+          </w:p>
+        </w:tc>
+        <w:tc>
+          <w:tcPr>
+            <w:tcW w:type="dxa" w:w="1337"/>
+            <w:vAlign w:val="center"/>
+          </w:tcPr>
+          <w:p>
+            <w:pPr>
+              <w:spacing w:after="40"/>
+            </w:pPr>
+            <w:r>
+              <w:t>Custom indicators</w:t>
+            </w:r>
+          </w:p>
+        </w:tc>
+        <w:tc>
+          <w:tcPr>
+            <w:tcW w:type="dxa" w:w="1337"/>
+            <w:vAlign w:val="center"/>
+          </w:tcPr>
+          <w:p>
+            <w:pPr>
+              <w:spacing w:after="40"/>
+            </w:pPr>
+            <w:r>
+              <w:t>8</w:t>
+            </w:r>
+          </w:p>
+        </w:tc>
+        <w:tc>
+          <w:tcPr>
+            <w:tcW w:type="dxa" w:w="1337"/>
+            <w:vAlign w:val="center"/>
+          </w:tcPr>
+          <w:p>
+            <w:pPr>
+              <w:spacing w:after="40"/>
+            </w:pPr>
+            <w:r>
+              <w:t>4,802</w:t>
+            </w:r>
+          </w:p>
+        </w:tc>
+        <w:tc>
+          <w:tcPr>
+            <w:tcW w:type="dxa" w:w="1337"/>
+            <w:vAlign w:val="center"/>
+          </w:tcPr>
+          <w:p>
+            <w:pPr>
+              <w:spacing w:after="40"/>
+            </w:pPr>
+            <w:r>
+              <w:t>1,209</w:t>
+            </w:r>
+          </w:p>
+        </w:tc>
+        <w:tc>
+          <w:tcPr>
+            <w:tcW w:type="dxa" w:w="1337"/>
+            <w:vAlign w:val="center"/>
+          </w:tcPr>
+          <w:p>
+            <w:pPr>
+              <w:spacing w:after="40"/>
+            </w:pPr>
+            <w:r>
+              <w:t>8</w:t>
+            </w:r>
+          </w:p>
+        </w:tc>
+        <w:tc>
+          <w:tcPr>
+            <w:tcW w:type="dxa" w:w="1337"/>
+            <w:vAlign w:val="center"/>
+          </w:tcPr>
+          <w:p>
+            <w:pPr>
+              <w:spacing w:after="40"/>
+            </w:pPr>
+            <w:r>
+              <w:t>7</w:t>
+            </w:r>
+          </w:p>
+        </w:tc>
+      </w:tr>
+      <w:tr>
+        <w:tc>
+          <w:tcPr>
+            <w:tcW w:type="dxa" w:w="1337"/>
+            <w:vAlign w:val="center"/>
+          </w:tcPr>
+          <w:p>
+            <w:pPr>
+              <w:spacing w:after="40"/>
+            </w:pPr>
+            <w:r>
+              <w:t>41</w:t>
+            </w:r>
+          </w:p>
+        </w:tc>
+        <w:tc>
+          <w:tcPr>
+            <w:tcW w:type="dxa" w:w="1337"/>
+            <w:vAlign w:val="center"/>
+          </w:tcPr>
+          <w:p>
+            <w:pPr>
+              <w:spacing w:after="40"/>
+            </w:pPr>
+            <w:r>
+              <w:t>Order modification</w:t>
+            </w:r>
+          </w:p>
+        </w:tc>
+        <w:tc>
+          <w:tcPr>
+            <w:tcW w:type="dxa" w:w="1337"/>
+            <w:vAlign w:val="center"/>
+          </w:tcPr>
+          <w:p>
+            <w:pPr>
+              <w:spacing w:after="40"/>
+            </w:pPr>
+            <w:r>
+              <w:t>8</w:t>
+            </w:r>
+          </w:p>
+        </w:tc>
+        <w:tc>
+          <w:tcPr>
+            <w:tcW w:type="dxa" w:w="1337"/>
+            <w:vAlign w:val="center"/>
+          </w:tcPr>
+          <w:p>
+            <w:pPr>
+              <w:spacing w:after="40"/>
+            </w:pPr>
+            <w:r>
+              <w:t>20</w:t>
+            </w:r>
+          </w:p>
+        </w:tc>
+        <w:tc>
+          <w:tcPr>
+            <w:tcW w:type="dxa" w:w="1337"/>
+            <w:vAlign w:val="center"/>
+          </w:tcPr>
+          <w:p>
+            <w:pPr>
+              <w:spacing w:after="40"/>
+            </w:pPr>
+            <w:r>
+              <w:t>1</w:t>
+            </w:r>
+          </w:p>
+        </w:tc>
+        <w:tc>
+          <w:tcPr>
+            <w:tcW w:type="dxa" w:w="1337"/>
+            <w:vAlign w:val="center"/>
+          </w:tcPr>
+          <w:p>
+            <w:pPr>
+              <w:spacing w:after="40"/>
+            </w:pPr>
+            <w:r>
+              <w:t>5</w:t>
+            </w:r>
+          </w:p>
+        </w:tc>
+        <w:tc>
+          <w:tcPr>
+            <w:tcW w:type="dxa" w:w="1337"/>
+            <w:vAlign w:val="center"/>
+          </w:tcPr>
+          <w:p>
+            <w:pPr>
+              <w:spacing w:after="40"/>
+            </w:pPr>
+            <w:r>
+              <w:t>3</w:t>
+            </w:r>
+          </w:p>
+        </w:tc>
+      </w:tr>
+      <w:tr>
+        <w:tc>
+          <w:tcPr>
+            <w:tcW w:type="dxa" w:w="1337"/>
+            <w:vAlign w:val="center"/>
+          </w:tcPr>
+          <w:p>
+            <w:pPr>
+              <w:spacing w:after="40"/>
+            </w:pPr>
+            <w:r>
+              <w:t>42</w:t>
+            </w:r>
+          </w:p>
+        </w:tc>
+        <w:tc>
+          <w:tcPr>
+            <w:tcW w:type="dxa" w:w="1337"/>
+            <w:vAlign w:val="center"/>
+          </w:tcPr>
+          <w:p>
+            <w:pPr>
+              <w:spacing w:after="40"/>
+            </w:pPr>
+            <w:r>
+              <w:t>One-click trading</w:t>
+            </w:r>
+          </w:p>
+        </w:tc>
+        <w:tc>
+          <w:tcPr>
+            <w:tcW w:type="dxa" w:w="1337"/>
+            <w:vAlign w:val="center"/>
+          </w:tcPr>
+          <w:p>
+            <w:pPr>
+              <w:spacing w:after="40"/>
+            </w:pPr>
+            <w:r>
+              <w:t>7</w:t>
+            </w:r>
+          </w:p>
+        </w:tc>
+        <w:tc>
+          <w:tcPr>
+            <w:tcW w:type="dxa" w:w="1337"/>
+            <w:vAlign w:val="center"/>
+          </w:tcPr>
+          <w:p>
+            <w:pPr>
+              <w:spacing w:after="40"/>
+            </w:pPr>
+            <w:r>
+              <w:t>84</w:t>
+            </w:r>
+          </w:p>
+        </w:tc>
+        <w:tc>
+          <w:tcPr>
+            <w:tcW w:type="dxa" w:w="1337"/>
+            <w:vAlign w:val="center"/>
+          </w:tcPr>
+          <w:p>
+            <w:pPr>
+              <w:spacing w:after="40"/>
+            </w:pPr>
+            <w:r>
+              <w:t>7</w:t>
+            </w:r>
+          </w:p>
+        </w:tc>
+        <w:tc>
+          <w:tcPr>
+            <w:tcW w:type="dxa" w:w="1337"/>
+            <w:vAlign w:val="center"/>
+          </w:tcPr>
+          <w:p>
+            <w:pPr>
+              <w:spacing w:after="40"/>
+            </w:pPr>
+            <w:r>
+              <w:t>6</w:t>
+            </w:r>
+          </w:p>
+        </w:tc>
+        <w:tc>
+          <w:tcPr>
+            <w:tcW w:type="dxa" w:w="1337"/>
+            <w:vAlign w:val="center"/>
+          </w:tcPr>
+          <w:p>
+            <w:pPr>
+              <w:spacing w:after="40"/>
+            </w:pPr>
+            <w:r>
+              <w:t>0</w:t>
+            </w:r>
+          </w:p>
+        </w:tc>
+      </w:tr>
+      <w:tr>
+        <w:tc>
+          <w:tcPr>
+            <w:tcW w:type="dxa" w:w="1337"/>
+            <w:vAlign w:val="center"/>
+          </w:tcPr>
+          <w:p>
+            <w:pPr>
+              <w:spacing w:after="40"/>
+            </w:pPr>
+            <w:r>
+              <w:t>43</w:t>
+            </w:r>
+          </w:p>
+        </w:tc>
+        <w:tc>
+          <w:tcPr>
+            <w:tcW w:type="dxa" w:w="1337"/>
+            <w:vAlign w:val="center"/>
+          </w:tcPr>
+          <w:p>
+            <w:pPr>
+              <w:spacing w:after="40"/>
+            </w:pPr>
+            <w:r>
+              <w:t>Target orders</w:t>
+            </w:r>
+          </w:p>
+        </w:tc>
+        <w:tc>
+          <w:tcPr>
+            <w:tcW w:type="dxa" w:w="1337"/>
+            <w:vAlign w:val="center"/>
+          </w:tcPr>
+          <w:p>
+            <w:pPr>
+              <w:spacing w:after="40"/>
+            </w:pPr>
+            <w:r>
+              <w:t>6</w:t>
+            </w:r>
+          </w:p>
+        </w:tc>
+        <w:tc>
+          <w:tcPr>
+            <w:tcW w:type="dxa" w:w="1337"/>
+            <w:vAlign w:val="center"/>
+          </w:tcPr>
+          <w:p>
+            <w:pPr>
+              <w:spacing w:after="40"/>
+            </w:pPr>
+            <w:r>
+              <w:t>317</w:t>
+            </w:r>
+          </w:p>
+        </w:tc>
+        <w:tc>
+          <w:tcPr>
+            <w:tcW w:type="dxa" w:w="1337"/>
+            <w:vAlign w:val="center"/>
+          </w:tcPr>
+          <w:p>
+            <w:pPr>
+              <w:spacing w:after="40"/>
+            </w:pPr>
+            <w:r>
+              <w:t>19</w:t>
+            </w:r>
+          </w:p>
+        </w:tc>
+        <w:tc>
+          <w:tcPr>
+            <w:tcW w:type="dxa" w:w="1337"/>
+            <w:vAlign w:val="center"/>
+          </w:tcPr>
+          <w:p>
+            <w:pPr>
+              <w:spacing w:after="40"/>
+            </w:pPr>
+            <w:r>
+              <w:t>5</w:t>
+            </w:r>
+          </w:p>
+        </w:tc>
+        <w:tc>
+          <w:tcPr>
+            <w:tcW w:type="dxa" w:w="1337"/>
+            <w:vAlign w:val="center"/>
+          </w:tcPr>
+          <w:p>
+            <w:pPr>
+              <w:spacing w:after="40"/>
+            </w:pPr>
+            <w:r>
+              <w:t>4</w:t>
+            </w:r>
+          </w:p>
+        </w:tc>
+      </w:tr>
+      <w:tr>
+        <w:tc>
+          <w:tcPr>
+            <w:tcW w:type="dxa" w:w="1337"/>
+            <w:vAlign w:val="center"/>
+          </w:tcPr>
+          <w:p>
+            <w:pPr>
+              <w:spacing w:after="40"/>
+            </w:pPr>
+            <w:r>
+              <w:t>44</w:t>
+            </w:r>
+          </w:p>
+        </w:tc>
+        <w:tc>
+          <w:tcPr>
+            <w:tcW w:type="dxa" w:w="1337"/>
+            <w:vAlign w:val="center"/>
+          </w:tcPr>
+          <w:p>
+            <w:pPr>
+              <w:spacing w:after="40"/>
+            </w:pPr>
+            <w:r>
+              <w:t>Drawing tools</w:t>
+            </w:r>
+          </w:p>
+        </w:tc>
+        <w:tc>
+          <w:tcPr>
+            <w:tcW w:type="dxa" w:w="1337"/>
+            <w:vAlign w:val="center"/>
+          </w:tcPr>
+          <w:p>
+            <w:pPr>
+              <w:spacing w:after="40"/>
+            </w:pPr>
+            <w:r>
+              <w:t>5</w:t>
+            </w:r>
+          </w:p>
+        </w:tc>
+        <w:tc>
+          <w:tcPr>
+            <w:tcW w:type="dxa" w:w="1337"/>
+            <w:vAlign w:val="center"/>
+          </w:tcPr>
+          <w:p>
+            <w:pPr>
+              <w:spacing w:after="40"/>
+            </w:pPr>
+            <w:r>
+              <w:t>2,149</w:t>
+            </w:r>
+          </w:p>
+        </w:tc>
+        <w:tc>
+          <w:tcPr>
+            <w:tcW w:type="dxa" w:w="1337"/>
+            <w:vAlign w:val="center"/>
+          </w:tcPr>
+          <w:p>
+            <w:pPr>
+              <w:spacing w:after="40"/>
+            </w:pPr>
+            <w:r>
+              <w:t>195</w:t>
+            </w:r>
+          </w:p>
+        </w:tc>
+        <w:tc>
+          <w:tcPr>
+            <w:tcW w:type="dxa" w:w="1337"/>
+            <w:vAlign w:val="center"/>
+          </w:tcPr>
+          <w:p>
+            <w:pPr>
+              <w:spacing w:after="40"/>
+            </w:pPr>
+            <w:r>
+              <w:t>4</w:t>
+            </w:r>
+          </w:p>
+        </w:tc>
+        <w:tc>
+          <w:tcPr>
+            <w:tcW w:type="dxa" w:w="1337"/>
+            <w:vAlign w:val="center"/>
+          </w:tcPr>
+          <w:p>
+            <w:pPr>
+              <w:spacing w:after="40"/>
+            </w:pPr>
+            <w:r>
+              <w:t>3</w:t>
+            </w:r>
+          </w:p>
+        </w:tc>
+      </w:tr>
+      <w:tr>
+        <w:tc>
+          <w:tcPr>
+            <w:tcW w:type="dxa" w:w="1337"/>
+            <w:vAlign w:val="center"/>
+          </w:tcPr>
+          <w:p>
+            <w:pPr>
+              <w:spacing w:after="40"/>
+            </w:pPr>
+            <w:r>
+              <w:t>45</w:t>
+            </w:r>
+          </w:p>
+        </w:tc>
+        <w:tc>
+          <w:tcPr>
+            <w:tcW w:type="dxa" w:w="1337"/>
+            <w:vAlign w:val="center"/>
+          </w:tcPr>
+          <w:p>
+            <w:pPr>
+              <w:spacing w:after="40"/>
+            </w:pPr>
+            <w:r>
+              <w:t>P&amp;L tracking</w:t>
+            </w:r>
+          </w:p>
+        </w:tc>
+        <w:tc>
+          <w:tcPr>
+            <w:tcW w:type="dxa" w:w="1337"/>
+            <w:vAlign w:val="center"/>
+          </w:tcPr>
+          <w:p>
+            <w:pPr>
+              <w:spacing w:after="40"/>
+            </w:pPr>
+            <w:r>
+              <w:t>5</w:t>
+            </w:r>
+          </w:p>
+        </w:tc>
+        <w:tc>
+          <w:tcPr>
+            <w:tcW w:type="dxa" w:w="1337"/>
+            <w:vAlign w:val="center"/>
+          </w:tcPr>
+          <w:p>
+            <w:pPr>
+              <w:spacing w:after="40"/>
+            </w:pPr>
+            <w:r>
+              <w:t>55</w:t>
+            </w:r>
+          </w:p>
+        </w:tc>
+        <w:tc>
+          <w:tcPr>
+            <w:tcW w:type="dxa" w:w="1337"/>
+            <w:vAlign w:val="center"/>
+          </w:tcPr>
+          <w:p>
+            <w:pPr>
+              <w:spacing w:after="40"/>
+            </w:pPr>
+            <w:r>
+              <w:t>3</w:t>
+            </w:r>
+          </w:p>
+        </w:tc>
+        <w:tc>
+          <w:tcPr>
+            <w:tcW w:type="dxa" w:w="1337"/>
+            <w:vAlign w:val="center"/>
+          </w:tcPr>
+          <w:p>
+            <w:pPr>
+              <w:spacing w:after="40"/>
+            </w:pPr>
+            <w:r>
+              <w:t>5</w:t>
+            </w:r>
+          </w:p>
+        </w:tc>
+        <w:tc>
+          <w:tcPr>
+            <w:tcW w:type="dxa" w:w="1337"/>
+            <w:vAlign w:val="center"/>
+          </w:tcPr>
+          <w:p>
+            <w:pPr>
+              <w:spacing w:after="40"/>
+            </w:pPr>
+            <w:r>
+              <w:t>2</w:t>
+            </w:r>
+          </w:p>
+        </w:tc>
+      </w:tr>
+      <w:tr>
+        <w:tc>
+          <w:tcPr>
+            <w:tcW w:type="dxa" w:w="1337"/>
+            <w:vAlign w:val="center"/>
+          </w:tcPr>
+          <w:p>
+            <w:pPr>
+              <w:spacing w:after="40"/>
+            </w:pPr>
+            <w:r>
+              <w:t>46</w:t>
+            </w:r>
+          </w:p>
+        </w:tc>
+        <w:tc>
+          <w:tcPr>
+            <w:tcW w:type="dxa" w:w="1337"/>
+            <w:vAlign w:val="center"/>
+          </w:tcPr>
+          <w:p>
+            <w:pPr>
+              <w:spacing w:after="40"/>
+            </w:pPr>
+            <w:r>
+              <w:t>Trade from chart</w:t>
+            </w:r>
+          </w:p>
+        </w:tc>
+        <w:tc>
+          <w:tcPr>
+            <w:tcW w:type="dxa" w:w="1337"/>
+            <w:vAlign w:val="center"/>
+          </w:tcPr>
+          <w:p>
+            <w:pPr>
+              <w:spacing w:after="40"/>
+            </w:pPr>
+            <w:r>
+              <w:t>4</w:t>
+            </w:r>
+          </w:p>
+        </w:tc>
+        <w:tc>
+          <w:tcPr>
+            <w:tcW w:type="dxa" w:w="1337"/>
+            <w:vAlign w:val="center"/>
+          </w:tcPr>
+          <w:p>
+            <w:pPr>
+              <w:spacing w:after="40"/>
+            </w:pPr>
+            <w:r>
+              <w:t>869</w:t>
+            </w:r>
+          </w:p>
+        </w:tc>
+        <w:tc>
+          <w:tcPr>
+            <w:tcW w:type="dxa" w:w="1337"/>
+            <w:vAlign w:val="center"/>
+          </w:tcPr>
+          <w:p>
+            <w:pPr>
+              <w:spacing w:after="40"/>
+            </w:pPr>
+            <w:r>
+              <w:t>2</w:t>
+            </w:r>
+          </w:p>
+        </w:tc>
+        <w:tc>
+          <w:tcPr>
+            <w:tcW w:type="dxa" w:w="1337"/>
+            <w:vAlign w:val="center"/>
+          </w:tcPr>
+          <w:p>
+            <w:pPr>
+              <w:spacing w:after="40"/>
+            </w:pPr>
+            <w:r>
+              <w:t>4</w:t>
+            </w:r>
+          </w:p>
+        </w:tc>
+        <w:tc>
+          <w:tcPr>
+            <w:tcW w:type="dxa" w:w="1337"/>
+            <w:vAlign w:val="center"/>
+          </w:tcPr>
+          <w:p>
+            <w:pPr>
+              <w:spacing w:after="40"/>
+            </w:pPr>
+            <w:r>
+              <w:t>3</w:t>
+            </w:r>
+          </w:p>
+        </w:tc>
+      </w:tr>
+      <w:tr>
+        <w:tc>
+          <w:tcPr>
+            <w:tcW w:type="dxa" w:w="1337"/>
+            <w:vAlign w:val="center"/>
+          </w:tcPr>
+          <w:p>
+            <w:pPr>
+              <w:spacing w:after="40"/>
+            </w:pPr>
+            <w:r>
+              <w:t>47</w:t>
+            </w:r>
+          </w:p>
+        </w:tc>
+        <w:tc>
+          <w:tcPr>
+            <w:tcW w:type="dxa" w:w="1337"/>
+            <w:vAlign w:val="center"/>
+          </w:tcPr>
+          <w:p>
+            <w:pPr>
+              <w:spacing w:after="40"/>
+            </w:pPr>
+            <w:r>
+              <w:t>Data freshness</w:t>
+            </w:r>
+          </w:p>
+        </w:tc>
+        <w:tc>
+          <w:tcPr>
+            <w:tcW w:type="dxa" w:w="1337"/>
+            <w:vAlign w:val="center"/>
+          </w:tcPr>
+          <w:p>
+            <w:pPr>
+              <w:spacing w:after="40"/>
+            </w:pPr>
+            <w:r>
+              <w:t>3</w:t>
+            </w:r>
+          </w:p>
+        </w:tc>
+        <w:tc>
+          <w:tcPr>
+            <w:tcW w:type="dxa" w:w="1337"/>
+            <w:vAlign w:val="center"/>
+          </w:tcPr>
+          <w:p>
+            <w:pPr>
+              <w:spacing w:after="40"/>
+            </w:pPr>
+            <w:r>
+              <w:t>9</w:t>
+            </w:r>
+          </w:p>
+        </w:tc>
+        <w:tc>
+          <w:tcPr>
+            <w:tcW w:type="dxa" w:w="1337"/>
+            <w:vAlign w:val="center"/>
+          </w:tcPr>
+          <w:p>
+            <w:pPr>
+              <w:spacing w:after="40"/>
+            </w:pPr>
+            <w:r>
+              <w:t>0</w:t>
+            </w:r>
+          </w:p>
+        </w:tc>
+        <w:tc>
+          <w:tcPr>
+            <w:tcW w:type="dxa" w:w="1337"/>
+            <w:vAlign w:val="center"/>
+          </w:tcPr>
+          <w:p>
+            <w:pPr>
+              <w:spacing w:after="40"/>
+            </w:pPr>
+            <w:r>
+              <w:t>1</w:t>
+            </w:r>
+          </w:p>
+        </w:tc>
+        <w:tc>
+          <w:tcPr>
+            <w:tcW w:type="dxa" w:w="1337"/>
+            <w:vAlign w:val="center"/>
+          </w:tcPr>
+          <w:p>
+            <w:pPr>
+              <w:spacing w:after="40"/>
+            </w:pPr>
+            <w:r>
+              <w:t>2</w:t>
+            </w:r>
+          </w:p>
+        </w:tc>
+      </w:tr>
+      <w:tr>
+        <w:tc>
+          <w:tcPr>
+            <w:tcW w:type="dxa" w:w="1337"/>
+            <w:vAlign w:val="center"/>
+          </w:tcPr>
+          <w:p>
+            <w:pPr>
+              <w:spacing w:after="40"/>
+            </w:pPr>
+            <w:r>
+              <w:t>48</w:t>
+            </w:r>
+          </w:p>
+        </w:tc>
+        <w:tc>
+          <w:tcPr>
+            <w:tcW w:type="dxa" w:w="1337"/>
+            <w:vAlign w:val="center"/>
+          </w:tcPr>
+          <w:p>
+            <w:pPr>
+              <w:spacing w:after="40"/>
+            </w:pPr>
+            <w:r>
+              <w:t>Expiry selection</w:t>
+            </w:r>
+          </w:p>
+        </w:tc>
+        <w:tc>
+          <w:tcPr>
+            <w:tcW w:type="dxa" w:w="1337"/>
+            <w:vAlign w:val="center"/>
+          </w:tcPr>
+          <w:p>
+            <w:pPr>
+              <w:spacing w:after="40"/>
+            </w:pPr>
+            <w:r>
+              <w:t>1</w:t>
+            </w:r>
+          </w:p>
+        </w:tc>
+        <w:tc>
+          <w:tcPr>
+            <w:tcW w:type="dxa" w:w="1337"/>
+            <w:vAlign w:val="center"/>
+          </w:tcPr>
+          <w:p>
+            <w:pPr>
+              <w:spacing w:after="40"/>
+            </w:pPr>
+            <w:r>
+              <w:t>217</w:t>
+            </w:r>
+          </w:p>
+        </w:tc>
+        <w:tc>
+          <w:tcPr>
+            <w:tcW w:type="dxa" w:w="1337"/>
+            <w:vAlign w:val="center"/>
+          </w:tcPr>
+          <w:p>
+            <w:pPr>
+              <w:spacing w:after="40"/>
+            </w:pPr>
+            <w:r>
+              <w:t>24</w:t>
+            </w:r>
+          </w:p>
+        </w:tc>
+        <w:tc>
+          <w:tcPr>
+            <w:tcW w:type="dxa" w:w="1337"/>
+            <w:vAlign w:val="center"/>
+          </w:tcPr>
+          <w:p>
+            <w:pPr>
+              <w:spacing w:after="40"/>
+            </w:pPr>
+            <w:r>
+              <w:t>1</w:t>
+            </w:r>
+          </w:p>
+        </w:tc>
+        <w:tc>
+          <w:tcPr>
+            <w:tcW w:type="dxa" w:w="1337"/>
+            <w:vAlign w:val="center"/>
+          </w:tcPr>
+          <w:p>
+            <w:pPr>
+              <w:spacing w:after="40"/>
+            </w:pPr>
+            <w:r>
+              <w:t>1</w:t>
+            </w:r>
+          </w:p>
+        </w:tc>
+      </w:tr>
+      <w:tr>
+        <w:tc>
+          <w:tcPr>
+            <w:tcW w:type="dxa" w:w="1337"/>
+            <w:vAlign w:val="center"/>
+          </w:tcPr>
+          <w:p>
+            <w:pPr>
+              <w:spacing w:after="40"/>
+            </w:pPr>
+            <w:r>
+              <w:t>49</w:t>
+            </w:r>
+          </w:p>
+        </w:tc>
+        <w:tc>
+          <w:tcPr>
+            <w:tcW w:type="dxa" w:w="1337"/>
+            <w:vAlign w:val="center"/>
+          </w:tcPr>
+          <w:p>
+            <w:pPr>
+              <w:spacing w:after="40"/>
+            </w:pPr>
+            <w:r>
+              <w:t>Price mismatch</w:t>
+            </w:r>
+          </w:p>
+        </w:tc>
+        <w:tc>
+          <w:tcPr>
+            <w:tcW w:type="dxa" w:w="1337"/>
+            <w:vAlign w:val="center"/>
+          </w:tcPr>
+          <w:p>
+            <w:pPr>
+              <w:spacing w:after="40"/>
+            </w:pPr>
+            <w:r>
+              <w:t>1</w:t>
+            </w:r>
+          </w:p>
+        </w:tc>
+        <w:tc>
+          <w:tcPr>
+            <w:tcW w:type="dxa" w:w="1337"/>
+            <w:vAlign w:val="center"/>
+          </w:tcPr>
+          <w:p>
+            <w:pPr>
+              <w:spacing w:after="40"/>
+            </w:pPr>
+            <w:r>
+              <w:t>8</w:t>
+            </w:r>
+          </w:p>
+        </w:tc>
+        <w:tc>
+          <w:tcPr>
+            <w:tcW w:type="dxa" w:w="1337"/>
+            <w:vAlign w:val="center"/>
+          </w:tcPr>
+          <w:p>
+            <w:pPr>
+              <w:spacing w:after="40"/>
+            </w:pPr>
+            <w:r>
+              <w:t>0</w:t>
+            </w:r>
+          </w:p>
+        </w:tc>
+        <w:tc>
+          <w:tcPr>
+            <w:tcW w:type="dxa" w:w="1337"/>
+            <w:vAlign w:val="center"/>
+          </w:tcPr>
+          <w:p>
+            <w:pPr>
+              <w:spacing w:after="40"/>
+            </w:pPr>
+            <w:r>
+              <w:t>1</w:t>
+            </w:r>
+          </w:p>
+        </w:tc>
+        <w:tc>
+          <w:tcPr>
+            <w:tcW w:type="dxa" w:w="1337"/>
+            <w:vAlign w:val="center"/>
+          </w:tcPr>
+          <w:p>
+            <w:pPr>
+              <w:spacing w:after="40"/>
+            </w:pPr>
+            <w:r>
+              <w:t>1</w:t>
+            </w:r>
+          </w:p>
+        </w:tc>
+      </w:tr>
+      <w:tr>
+        <w:tc>
+          <w:tcPr>
+            <w:tcW w:type="dxa" w:w="1337"/>
+            <w:vAlign w:val="center"/>
+          </w:tcPr>
+          <w:p>
+            <w:pPr>
+              <w:spacing w:after="40"/>
+            </w:pPr>
+            <w:r>
+              <w:t>50</w:t>
+            </w:r>
+          </w:p>
+        </w:tc>
+        <w:tc>
+          <w:tcPr>
+            <w:tcW w:type="dxa" w:w="1337"/>
+            <w:vAlign w:val="center"/>
+          </w:tcPr>
+          <w:p>
+            <w:pPr>
+              <w:spacing w:after="40"/>
+            </w:pPr>
+            <w:r>
+              <w:t>Multi-chart layouts</w:t>
+            </w:r>
+          </w:p>
+        </w:tc>
+        <w:tc>
+          <w:tcPr>
+            <w:tcW w:type="dxa" w:w="1337"/>
+            <w:vAlign w:val="center"/>
+          </w:tcPr>
+          <w:p>
+            <w:pPr>
+              <w:spacing w:after="40"/>
+            </w:pPr>
+            <w:r>
+              <w:t>1</w:t>
+            </w:r>
+          </w:p>
+        </w:tc>
+        <w:tc>
+          <w:tcPr>
+            <w:tcW w:type="dxa" w:w="1337"/>
+            <w:vAlign w:val="center"/>
+          </w:tcPr>
+          <w:p>
+            <w:pPr>
+              <w:spacing w:after="40"/>
+            </w:pPr>
+            <w:r>
+              <w:t>1</w:t>
+            </w:r>
+          </w:p>
+        </w:tc>
+        <w:tc>
+          <w:tcPr>
+            <w:tcW w:type="dxa" w:w="1337"/>
+            <w:vAlign w:val="center"/>
+          </w:tcPr>
+          <w:p>
+            <w:pPr>
+              <w:spacing w:after="40"/>
+            </w:pPr>
+            <w:r>
+              <w:t>0</w:t>
+            </w:r>
+          </w:p>
+        </w:tc>
+        <w:tc>
+          <w:tcPr>
+            <w:tcW w:type="dxa" w:w="1337"/>
+            <w:vAlign w:val="center"/>
+          </w:tcPr>
+          <w:p>
+            <w:pPr>
+              <w:spacing w:after="40"/>
+            </w:pPr>
+            <w:r>
+              <w:t>1</w:t>
+            </w:r>
+          </w:p>
+        </w:tc>
+        <w:tc>
+          <w:tcPr>
+            <w:tcW w:type="dxa" w:w="1337"/>
+            <w:vAlign w:val="center"/>
+          </w:tcPr>
+          <w:p>
+            <w:pPr>
+              <w:spacing w:after="40"/>
+            </w:pPr>
+            <w:r>
+              <w:t>0</w:t>
             </w:r>
           </w:p>
         </w:tc>
@@ -1647,11 +6518,6 @@
       <w:pPr>
         <w:spacing w:after="40"/>
       </w:pPr>
-    </w:p>
-    <w:p>
-      <w:r>
-        <w:t>Frequency is the number of matching records; engagement combines the available score, comments, likes and views. Thread length is used as context, not as a quality score.</w:t>
-      </w:r>
     </w:p>
     <w:p>
       <w:pPr>
